--- a/data/outputs/v2/Core_Mathematics/SS2.7_Surface_Area_and_Volume_of_Solids/Core_Mathematics_Surface_Area_and_Volume_of_Solids_SummaryTable.docx
+++ b/data/outputs/v2/Core_Mathematics/SS2.7_Surface_Area_and_Volume_of_Solids/Core_Mathematics_Surface_Area_and_Volume_of_Solids_SummaryTable.docx
@@ -38,6 +38,177 @@
           <w:szCs w:val="22"/>
         </w:rPr>
         <w:t xml:space="preserve">Sub-Strand 2.7: Surface Area and Volume of Solids — Teacher Reference (Pre-filled)</w:t>
+      </w:r>
+    </w:p>
+    <w:p>
+      <w:pPr>
+        <w:spacing w:after="80" w:before="120"/>
+      </w:pPr>
+      <w:r>
+        <w:rPr>
+          <w:rFonts w:ascii="Arial" w:cs="Arial" w:eastAsia="Arial" w:hAnsi="Arial"/>
+          <w:b/>
+          <w:bCs/>
+          <w:color w:val="1F3864"/>
+          <w:sz w:val="20"/>
+          <w:szCs w:val="20"/>
+        </w:rPr>
+        <w:t xml:space="preserve">ATTRIBUTION AND LICENSING</w:t>
+      </w:r>
+    </w:p>
+    <w:p>
+      <w:pPr>
+        <w:spacing w:after="60" w:before="0"/>
+      </w:pPr>
+      <w:r>
+        <w:rPr>
+          <w:rFonts w:ascii="Arial" w:cs="Arial" w:eastAsia="Arial" w:hAnsi="Arial"/>
+          <w:b/>
+          <w:bCs/>
+          <w:sz w:val="17"/>
+          <w:szCs w:val="17"/>
+        </w:rPr>
+        <w:t xml:space="preserve">Curriculum Alignment: </w:t>
+      </w:r>
+      <w:r>
+        <w:rPr>
+          <w:rFonts w:ascii="Arial" w:cs="Arial" w:eastAsia="Arial" w:hAnsi="Arial"/>
+          <w:sz w:val="17"/>
+          <w:szCs w:val="17"/>
+        </w:rPr>
+        <w:t xml:space="preserve">Structured in pedagogical alignment with the competence-based curriculum format and learning outcomes established by the Kenya Institute of Curriculum Development (KICD). This material is independently developed and is not officially endorsed or published by KICD.</w:t>
+      </w:r>
+    </w:p>
+    <w:p>
+      <w:pPr>
+        <w:spacing w:after="60" w:before="0"/>
+      </w:pPr>
+      <w:r>
+        <w:rPr>
+          <w:rFonts w:ascii="Arial" w:cs="Arial" w:eastAsia="Arial" w:hAnsi="Arial"/>
+          <w:b/>
+          <w:bCs/>
+          <w:sz w:val="17"/>
+          <w:szCs w:val="17"/>
+        </w:rPr>
+        <w:t xml:space="preserve">Content &amp; Pedagogy: </w:t>
+      </w:r>
+      <w:r>
+        <w:rPr>
+          <w:rFonts w:ascii="Arial" w:cs="Arial" w:eastAsia="Arial" w:hAnsi="Arial"/>
+          <w:sz w:val="17"/>
+          <w:szCs w:val="17"/>
+        </w:rPr>
+        <w:t xml:space="preserve">Developed and adapted by the educator team at SeaVuria (registered 501(c)(3) in the United States and registered NGO in Kenya, No. 872-850A-BF11), who designed the pedagogical framework, lesson templates and exemplar lessons on which this material is based.</w:t>
+      </w:r>
+    </w:p>
+    <w:p>
+      <w:pPr>
+        <w:spacing w:after="60" w:before="0"/>
+      </w:pPr>
+      <w:r>
+        <w:rPr>
+          <w:rFonts w:ascii="Arial" w:cs="Arial" w:eastAsia="Arial" w:hAnsi="Arial"/>
+          <w:b/>
+          <w:bCs/>
+          <w:sz w:val="17"/>
+          <w:szCs w:val="17"/>
+        </w:rPr>
+        <w:t xml:space="preserve">Production &amp; Layout: </w:t>
+      </w:r>
+      <w:r>
+        <w:rPr>
+          <w:rFonts w:ascii="Arial" w:cs="Arial" w:eastAsia="Arial" w:hAnsi="Arial"/>
+          <w:sz w:val="17"/>
+          <w:szCs w:val="17"/>
+        </w:rPr>
+        <w:t xml:space="preserve">Educational design and curriculum sequencing by SeaVuria. Technical layout, structural formatting, and digital optimization/implementation executed in partnership with ARES Education (registered 501(c)(3) in the United States and Canada (as Afretech Aid) and registered NGO in Kenya), with lesson drafting and compilation assisted by AI (Claude, Anthropic).</w:t>
+      </w:r>
+    </w:p>
+    <w:p>
+      <w:pPr>
+        <w:pBdr>
+          <w:bottom w:val="single" w:color="1F3864" w:sz="6" w:space="6"/>
+        </w:pBdr>
+        <w:spacing w:after="60" w:before="0"/>
+      </w:pPr>
+      <w:r>
+        <w:rPr>
+          <w:rFonts w:ascii="Arial" w:cs="Arial" w:eastAsia="Arial" w:hAnsi="Arial"/>
+          <w:b/>
+          <w:bCs/>
+          <w:sz w:val="17"/>
+          <w:szCs w:val="17"/>
+        </w:rPr>
+        <w:t xml:space="preserve">Licensing &amp; Copyright: </w:t>
+      </w:r>
+      <w:r>
+        <w:rPr>
+          <w:rFonts w:ascii="Arial" w:cs="Arial" w:eastAsia="Arial" w:hAnsi="Arial"/>
+          <w:sz w:val="17"/>
+          <w:szCs w:val="17"/>
+        </w:rPr>
+        <w:t xml:space="preserve">© 2026 SeaVuria and ARES. This work is licensed under a </w:t>
+      </w:r>
+      <w:hyperlink w:history="1" r:id="rIdfv-gfplqz5i-9-ivv8ofw">
+        <w:r>
+          <w:rPr>
+            <w:rFonts w:ascii="Arial" w:cs="Arial" w:eastAsia="Arial" w:hAnsi="Arial"/>
+            <w:color w:val="1F6B75"/>
+            <w:sz w:val="17"/>
+            <w:szCs w:val="17"/>
+            <w:u w:val="single" w:color="1F6B75"/>
+          </w:rPr>
+          <w:t xml:space="preserve">Creative Commons Attribution-NonCommercial 4.0 International License</w:t>
+        </w:r>
+      </w:hyperlink>
+      <w:r>
+        <w:rPr>
+          <w:rFonts w:ascii="Arial" w:cs="Arial" w:eastAsia="Arial" w:hAnsi="Arial"/>
+          <w:sz w:val="17"/>
+          <w:szCs w:val="17"/>
+        </w:rPr>
+        <w:t xml:space="preserve"> (</w:t>
+      </w:r>
+      <w:hyperlink w:history="1" r:id="rIdsp_s_d5fcbbr7oagvonas">
+        <w:r>
+          <w:rPr>
+            <w:rFonts w:ascii="Arial" w:cs="Arial" w:eastAsia="Arial" w:hAnsi="Arial"/>
+            <w:color w:val="1F6B75"/>
+            <w:sz w:val="17"/>
+            <w:szCs w:val="17"/>
+            <w:u w:val="single" w:color="1F6B75"/>
+          </w:rPr>
+          <w:t xml:space="preserve">CC BY-NC 4.0</w:t>
+        </w:r>
+      </w:hyperlink>
+      <w:r>
+        <w:rPr>
+          <w:rFonts w:ascii="Arial" w:cs="Arial" w:eastAsia="Arial" w:hAnsi="Arial"/>
+          <w:sz w:val="17"/>
+          <w:szCs w:val="17"/>
+        </w:rPr>
+        <w:t xml:space="preserve">). To view a copy of this license, visit </w:t>
+      </w:r>
+      <w:hyperlink w:history="1" r:id="rIdf3-s_nyfmt7eckelx0nn2">
+        <w:r>
+          <w:rPr>
+            <w:rFonts w:ascii="Arial" w:cs="Arial" w:eastAsia="Arial" w:hAnsi="Arial"/>
+            <w:color w:val="1F6B75"/>
+            <w:sz w:val="17"/>
+            <w:szCs w:val="17"/>
+            <w:u w:val="single" w:color="1F6B75"/>
+          </w:rPr>
+          <w:t xml:space="preserve">https://creativecommons.org/licenses/by-nc/4.0/</w:t>
+        </w:r>
+      </w:hyperlink>
+      <w:r>
+        <w:rPr>
+          <w:rFonts w:ascii="Arial" w:cs="Arial" w:eastAsia="Arial" w:hAnsi="Arial"/>
+          <w:sz w:val="17"/>
+          <w:szCs w:val="17"/>
+        </w:rPr>
+        <w:t xml:space="preserve">. You are free to copy, redistribute, and adapt this material in any medium or format, provided appropriate credit is given and the material is not used for commercial purposes. KICD learning outcomes and curriculum designations reproduced here for alignment purposes remain the property of KICD and are not covered by this license. Linked external resources (e.g. CK-12, Khan Academy, PhET) are subject to their own licenses.</w:t>
       </w:r>
     </w:p>
     <w:p>

--- a/data/outputs/v2/Core_Mathematics/SS2.7_Surface_Area_and_Volume_of_Solids/Core_Mathematics_Surface_Area_and_Volume_of_Solids_SummaryTable.docx
+++ b/data/outputs/v2/Core_Mathematics/SS2.7_Surface_Area_and_Volume_of_Solids/Core_Mathematics_Surface_Area_and_Volume_of_Solids_SummaryTable.docx
@@ -38,177 +38,6 @@
           <w:szCs w:val="22"/>
         </w:rPr>
         <w:t xml:space="preserve">Sub-Strand 2.7: Surface Area and Volume of Solids — Teacher Reference (Pre-filled)</w:t>
-      </w:r>
-    </w:p>
-    <w:p>
-      <w:pPr>
-        <w:spacing w:after="80" w:before="120"/>
-      </w:pPr>
-      <w:r>
-        <w:rPr>
-          <w:rFonts w:ascii="Arial" w:cs="Arial" w:eastAsia="Arial" w:hAnsi="Arial"/>
-          <w:b/>
-          <w:bCs/>
-          <w:color w:val="1F3864"/>
-          <w:sz w:val="20"/>
-          <w:szCs w:val="20"/>
-        </w:rPr>
-        <w:t xml:space="preserve">ATTRIBUTION AND LICENSING</w:t>
-      </w:r>
-    </w:p>
-    <w:p>
-      <w:pPr>
-        <w:spacing w:after="60" w:before="0"/>
-      </w:pPr>
-      <w:r>
-        <w:rPr>
-          <w:rFonts w:ascii="Arial" w:cs="Arial" w:eastAsia="Arial" w:hAnsi="Arial"/>
-          <w:b/>
-          <w:bCs/>
-          <w:sz w:val="17"/>
-          <w:szCs w:val="17"/>
-        </w:rPr>
-        <w:t xml:space="preserve">Curriculum Alignment: </w:t>
-      </w:r>
-      <w:r>
-        <w:rPr>
-          <w:rFonts w:ascii="Arial" w:cs="Arial" w:eastAsia="Arial" w:hAnsi="Arial"/>
-          <w:sz w:val="17"/>
-          <w:szCs w:val="17"/>
-        </w:rPr>
-        <w:t xml:space="preserve">Structured in pedagogical alignment with the competence-based curriculum format and learning outcomes established by the Kenya Institute of Curriculum Development (KICD). This material is independently developed and is not officially endorsed or published by KICD.</w:t>
-      </w:r>
-    </w:p>
-    <w:p>
-      <w:pPr>
-        <w:spacing w:after="60" w:before="0"/>
-      </w:pPr>
-      <w:r>
-        <w:rPr>
-          <w:rFonts w:ascii="Arial" w:cs="Arial" w:eastAsia="Arial" w:hAnsi="Arial"/>
-          <w:b/>
-          <w:bCs/>
-          <w:sz w:val="17"/>
-          <w:szCs w:val="17"/>
-        </w:rPr>
-        <w:t xml:space="preserve">Content &amp; Pedagogy: </w:t>
-      </w:r>
-      <w:r>
-        <w:rPr>
-          <w:rFonts w:ascii="Arial" w:cs="Arial" w:eastAsia="Arial" w:hAnsi="Arial"/>
-          <w:sz w:val="17"/>
-          <w:szCs w:val="17"/>
-        </w:rPr>
-        <w:t xml:space="preserve">Developed and adapted by the educator team at SeaVuria (registered 501(c)(3) in the United States and registered NGO in Kenya, No. 872-850A-BF11), who designed the pedagogical framework, lesson templates and exemplar lessons on which this material is based.</w:t>
-      </w:r>
-    </w:p>
-    <w:p>
-      <w:pPr>
-        <w:spacing w:after="60" w:before="0"/>
-      </w:pPr>
-      <w:r>
-        <w:rPr>
-          <w:rFonts w:ascii="Arial" w:cs="Arial" w:eastAsia="Arial" w:hAnsi="Arial"/>
-          <w:b/>
-          <w:bCs/>
-          <w:sz w:val="17"/>
-          <w:szCs w:val="17"/>
-        </w:rPr>
-        <w:t xml:space="preserve">Production &amp; Layout: </w:t>
-      </w:r>
-      <w:r>
-        <w:rPr>
-          <w:rFonts w:ascii="Arial" w:cs="Arial" w:eastAsia="Arial" w:hAnsi="Arial"/>
-          <w:sz w:val="17"/>
-          <w:szCs w:val="17"/>
-        </w:rPr>
-        <w:t xml:space="preserve">Educational design and curriculum sequencing by SeaVuria. Technical layout, structural formatting, and digital optimization/implementation executed in partnership with ARES Education (registered 501(c)(3) in the United States and Canada (as Afretech Aid) and registered NGO in Kenya), with lesson drafting and compilation assisted by AI (Claude, Anthropic).</w:t>
-      </w:r>
-    </w:p>
-    <w:p>
-      <w:pPr>
-        <w:pBdr>
-          <w:bottom w:val="single" w:color="1F3864" w:sz="6" w:space="6"/>
-        </w:pBdr>
-        <w:spacing w:after="60" w:before="0"/>
-      </w:pPr>
-      <w:r>
-        <w:rPr>
-          <w:rFonts w:ascii="Arial" w:cs="Arial" w:eastAsia="Arial" w:hAnsi="Arial"/>
-          <w:b/>
-          <w:bCs/>
-          <w:sz w:val="17"/>
-          <w:szCs w:val="17"/>
-        </w:rPr>
-        <w:t xml:space="preserve">Licensing &amp; Copyright: </w:t>
-      </w:r>
-      <w:r>
-        <w:rPr>
-          <w:rFonts w:ascii="Arial" w:cs="Arial" w:eastAsia="Arial" w:hAnsi="Arial"/>
-          <w:sz w:val="17"/>
-          <w:szCs w:val="17"/>
-        </w:rPr>
-        <w:t xml:space="preserve">© 2026 SeaVuria and ARES. This work is licensed under a </w:t>
-      </w:r>
-      <w:hyperlink w:history="1" r:id="rIdfv-gfplqz5i-9-ivv8ofw">
-        <w:r>
-          <w:rPr>
-            <w:rFonts w:ascii="Arial" w:cs="Arial" w:eastAsia="Arial" w:hAnsi="Arial"/>
-            <w:color w:val="1F6B75"/>
-            <w:sz w:val="17"/>
-            <w:szCs w:val="17"/>
-            <w:u w:val="single" w:color="1F6B75"/>
-          </w:rPr>
-          <w:t xml:space="preserve">Creative Commons Attribution-NonCommercial 4.0 International License</w:t>
-        </w:r>
-      </w:hyperlink>
-      <w:r>
-        <w:rPr>
-          <w:rFonts w:ascii="Arial" w:cs="Arial" w:eastAsia="Arial" w:hAnsi="Arial"/>
-          <w:sz w:val="17"/>
-          <w:szCs w:val="17"/>
-        </w:rPr>
-        <w:t xml:space="preserve"> (</w:t>
-      </w:r>
-      <w:hyperlink w:history="1" r:id="rIdsp_s_d5fcbbr7oagvonas">
-        <w:r>
-          <w:rPr>
-            <w:rFonts w:ascii="Arial" w:cs="Arial" w:eastAsia="Arial" w:hAnsi="Arial"/>
-            <w:color w:val="1F6B75"/>
-            <w:sz w:val="17"/>
-            <w:szCs w:val="17"/>
-            <w:u w:val="single" w:color="1F6B75"/>
-          </w:rPr>
-          <w:t xml:space="preserve">CC BY-NC 4.0</w:t>
-        </w:r>
-      </w:hyperlink>
-      <w:r>
-        <w:rPr>
-          <w:rFonts w:ascii="Arial" w:cs="Arial" w:eastAsia="Arial" w:hAnsi="Arial"/>
-          <w:sz w:val="17"/>
-          <w:szCs w:val="17"/>
-        </w:rPr>
-        <w:t xml:space="preserve">). To view a copy of this license, visit </w:t>
-      </w:r>
-      <w:hyperlink w:history="1" r:id="rIdf3-s_nyfmt7eckelx0nn2">
-        <w:r>
-          <w:rPr>
-            <w:rFonts w:ascii="Arial" w:cs="Arial" w:eastAsia="Arial" w:hAnsi="Arial"/>
-            <w:color w:val="1F6B75"/>
-            <w:sz w:val="17"/>
-            <w:szCs w:val="17"/>
-            <w:u w:val="single" w:color="1F6B75"/>
-          </w:rPr>
-          <w:t xml:space="preserve">https://creativecommons.org/licenses/by-nc/4.0/</w:t>
-        </w:r>
-      </w:hyperlink>
-      <w:r>
-        <w:rPr>
-          <w:rFonts w:ascii="Arial" w:cs="Arial" w:eastAsia="Arial" w:hAnsi="Arial"/>
-          <w:sz w:val="17"/>
-          <w:szCs w:val="17"/>
-        </w:rPr>
-        <w:t xml:space="preserve">. You are free to copy, redistribute, and adapt this material in any medium or format, provided appropriate credit is given and the material is not used for commercial purposes. KICD learning outcomes and curriculum designations reproduced here for alignment purposes remain the property of KICD and are not covered by this license. Linked external resources (e.g. CK-12, Khan Academy, PhET) are subject to their own licenses.</w:t>
       </w:r>
     </w:p>
     <w:p>
@@ -1848,6 +1677,185 @@
         </w:tc>
       </w:tr>
     </w:tbl>
+    <w:p>
+      <w:pPr>
+        <w:spacing w:after="120"/>
+      </w:pPr>
+      <w:r>
+        <w:t xml:space="preserve"/>
+      </w:r>
+    </w:p>
+    <w:p>
+      <w:pPr>
+        <w:spacing w:after="80" w:before="120"/>
+      </w:pPr>
+      <w:r>
+        <w:rPr>
+          <w:rFonts w:ascii="Arial" w:cs="Arial" w:eastAsia="Arial" w:hAnsi="Arial"/>
+          <w:b/>
+          <w:bCs/>
+          <w:color w:val="1F3864"/>
+          <w:sz w:val="20"/>
+          <w:szCs w:val="20"/>
+        </w:rPr>
+        <w:t xml:space="preserve">ATTRIBUTION AND LICENSING</w:t>
+      </w:r>
+    </w:p>
+    <w:p>
+      <w:pPr>
+        <w:spacing w:after="60" w:before="0"/>
+      </w:pPr>
+      <w:r>
+        <w:rPr>
+          <w:rFonts w:ascii="Arial" w:cs="Arial" w:eastAsia="Arial" w:hAnsi="Arial"/>
+          <w:b/>
+          <w:bCs/>
+          <w:sz w:val="17"/>
+          <w:szCs w:val="17"/>
+        </w:rPr>
+        <w:t xml:space="preserve">Curriculum Alignment: </w:t>
+      </w:r>
+      <w:r>
+        <w:rPr>
+          <w:rFonts w:ascii="Arial" w:cs="Arial" w:eastAsia="Arial" w:hAnsi="Arial"/>
+          <w:sz w:val="17"/>
+          <w:szCs w:val="17"/>
+        </w:rPr>
+        <w:t xml:space="preserve">Structured in pedagogical alignment with the competence-based curriculum format and learning outcomes established by the Kenya Institute of Curriculum Development (KICD). This material is independently developed and is not officially endorsed or published by KICD.</w:t>
+      </w:r>
+    </w:p>
+    <w:p>
+      <w:pPr>
+        <w:spacing w:after="60" w:before="0"/>
+      </w:pPr>
+      <w:r>
+        <w:rPr>
+          <w:rFonts w:ascii="Arial" w:cs="Arial" w:eastAsia="Arial" w:hAnsi="Arial"/>
+          <w:b/>
+          <w:bCs/>
+          <w:sz w:val="17"/>
+          <w:szCs w:val="17"/>
+        </w:rPr>
+        <w:t xml:space="preserve">Content &amp; Pedagogy: </w:t>
+      </w:r>
+      <w:r>
+        <w:rPr>
+          <w:rFonts w:ascii="Arial" w:cs="Arial" w:eastAsia="Arial" w:hAnsi="Arial"/>
+          <w:sz w:val="17"/>
+          <w:szCs w:val="17"/>
+        </w:rPr>
+        <w:t xml:space="preserve">Developed and adapted by the educator team at SeaVuria (registered 501(c)(3) in the United States and registered NGO in Kenya, No. 872-850A-BF11), who designed the pedagogical framework, lesson templates and exemplar lessons on which this material is based.</w:t>
+      </w:r>
+    </w:p>
+    <w:p>
+      <w:pPr>
+        <w:spacing w:after="60" w:before="0"/>
+      </w:pPr>
+      <w:r>
+        <w:rPr>
+          <w:rFonts w:ascii="Arial" w:cs="Arial" w:eastAsia="Arial" w:hAnsi="Arial"/>
+          <w:b/>
+          <w:bCs/>
+          <w:sz w:val="17"/>
+          <w:szCs w:val="17"/>
+        </w:rPr>
+        <w:t xml:space="preserve">Production &amp; Layout: </w:t>
+      </w:r>
+      <w:r>
+        <w:rPr>
+          <w:rFonts w:ascii="Arial" w:cs="Arial" w:eastAsia="Arial" w:hAnsi="Arial"/>
+          <w:sz w:val="17"/>
+          <w:szCs w:val="17"/>
+        </w:rPr>
+        <w:t xml:space="preserve">Educational design and curriculum sequencing by SeaVuria. Technical layout, structural formatting, and digital optimization/implementation executed in partnership with ARES Education (registered 501(c)(3) in the United States and Canada (as Afretech Aid) and registered NGO in Kenya), with lesson drafting and compilation assisted by AI (Claude, Anthropic).</w:t>
+      </w:r>
+    </w:p>
+    <w:p>
+      <w:pPr>
+        <w:pBdr>
+          <w:bottom w:val="single" w:color="1F3864" w:sz="6" w:space="6"/>
+        </w:pBdr>
+        <w:spacing w:after="60" w:before="0"/>
+      </w:pPr>
+      <w:r>
+        <w:rPr>
+          <w:rFonts w:ascii="Arial" w:cs="Arial" w:eastAsia="Arial" w:hAnsi="Arial"/>
+          <w:b/>
+          <w:bCs/>
+          <w:sz w:val="17"/>
+          <w:szCs w:val="17"/>
+        </w:rPr>
+        <w:t xml:space="preserve">Licensing &amp; Copyright: </w:t>
+      </w:r>
+      <w:r>
+        <w:rPr>
+          <w:rFonts w:ascii="Arial" w:cs="Arial" w:eastAsia="Arial" w:hAnsi="Arial"/>
+          <w:sz w:val="17"/>
+          <w:szCs w:val="17"/>
+        </w:rPr>
+        <w:t xml:space="preserve">© 2026 SeaVuria and ARES. This work is licensed under a </w:t>
+      </w:r>
+      <w:hyperlink w:history="1" r:id="rIdiabnkqpueh5icrm_ibyia">
+        <w:r>
+          <w:rPr>
+            <w:rFonts w:ascii="Arial" w:cs="Arial" w:eastAsia="Arial" w:hAnsi="Arial"/>
+            <w:color w:val="1F6B75"/>
+            <w:sz w:val="17"/>
+            <w:szCs w:val="17"/>
+            <w:u w:val="single" w:color="1F6B75"/>
+          </w:rPr>
+          <w:t xml:space="preserve">Creative Commons Attribution-NonCommercial 4.0 International License</w:t>
+        </w:r>
+      </w:hyperlink>
+      <w:r>
+        <w:rPr>
+          <w:rFonts w:ascii="Arial" w:cs="Arial" w:eastAsia="Arial" w:hAnsi="Arial"/>
+          <w:sz w:val="17"/>
+          <w:szCs w:val="17"/>
+        </w:rPr>
+        <w:t xml:space="preserve"> (</w:t>
+      </w:r>
+      <w:hyperlink w:history="1" r:id="rIdko_mfkzdllgmdmh17ghb8">
+        <w:r>
+          <w:rPr>
+            <w:rFonts w:ascii="Arial" w:cs="Arial" w:eastAsia="Arial" w:hAnsi="Arial"/>
+            <w:color w:val="1F6B75"/>
+            <w:sz w:val="17"/>
+            <w:szCs w:val="17"/>
+            <w:u w:val="single" w:color="1F6B75"/>
+          </w:rPr>
+          <w:t xml:space="preserve">CC BY-NC 4.0</w:t>
+        </w:r>
+      </w:hyperlink>
+      <w:r>
+        <w:rPr>
+          <w:rFonts w:ascii="Arial" w:cs="Arial" w:eastAsia="Arial" w:hAnsi="Arial"/>
+          <w:sz w:val="17"/>
+          <w:szCs w:val="17"/>
+        </w:rPr>
+        <w:t xml:space="preserve">). To view a copy of this license, visit </w:t>
+      </w:r>
+      <w:hyperlink w:history="1" r:id="rIdlgadjwb6dmflo1hqsutpp">
+        <w:r>
+          <w:rPr>
+            <w:rFonts w:ascii="Arial" w:cs="Arial" w:eastAsia="Arial" w:hAnsi="Arial"/>
+            <w:color w:val="1F6B75"/>
+            <w:sz w:val="17"/>
+            <w:szCs w:val="17"/>
+            <w:u w:val="single" w:color="1F6B75"/>
+          </w:rPr>
+          <w:t xml:space="preserve">https://creativecommons.org/licenses/by-nc/4.0/</w:t>
+        </w:r>
+      </w:hyperlink>
+      <w:r>
+        <w:rPr>
+          <w:rFonts w:ascii="Arial" w:cs="Arial" w:eastAsia="Arial" w:hAnsi="Arial"/>
+          <w:sz w:val="17"/>
+          <w:szCs w:val="17"/>
+        </w:rPr>
+        <w:t xml:space="preserve">. You are free to copy, redistribute, and adapt this material in any medium or format, provided appropriate credit is given and the material is not used for commercial purposes. KICD learning outcomes and curriculum designations reproduced here for alignment purposes remain the property of KICD and are not covered by this license. Linked external resources (e.g. CK-12, Khan Academy, PhET) are subject to their own licenses.</w:t>
+      </w:r>
+    </w:p>
     <w:sectPr>
       <w:pgSz w:w="15840" w:h="12240" w:orient="landscape"/>
       <w:pgMar w:top="1080" w:right="1080" w:bottom="1080" w:left="1080" w:header="708" w:footer="708" w:gutter="0"/>

--- a/data/outputs/v2/Core_Mathematics/SS2.7_Surface_Area_and_Volume_of_Solids/Core_Mathematics_Surface_Area_and_Volume_of_Solids_SummaryTable.docx
+++ b/data/outputs/v2/Core_Mathematics/SS2.7_Surface_Area_and_Volume_of_Solids/Core_Mathematics_Surface_Area_and_Volume_of_Solids_SummaryTable.docx
@@ -564,7 +564,7 @@
                 <w:sz w:val="18"/>
                 <w:szCs w:val="18"/>
               </w:rPr>
-              <w:t xml:space="preserve">Learners examined a set of open metal containers of different prism shapes (rectangular, triangular, and trapezoidal cross-sections) made from the same area of metal sheet. By handling the containers and pouring maize between them, learners observed that containers with identical surface areas held noticeably different volumes of grain. This created productive confusion that anchored the unit's driving question. Teachers should cold-call at least 3 learners to articulate WHY they think this happens before any instruction begins — this surfaces prior knowledge and misconceptions that will be revisited in Lesson 5.</w:t>
+              <w:t xml:space="preserve">Learners observed photographs and physical models of two metal storage containers from a posho mill in Eldoret — a cylindrical drum and a rectangular metal box — both made from the same total area of iron sheet. They also observed the constructed cardboard nets of rectangular and triangular prisms and measured the area of every individual face.</w:t>
             </w:r>
           </w:p>
         </w:tc>
@@ -596,7 +596,7 @@
                 <w:sz w:val="18"/>
                 <w:szCs w:val="18"/>
               </w:rPr>
-              <w:t xml:space="preserve">Learners established that surface area is the total area of all outer faces of a three-dimensional solid. For any prism, the surface area is calculated by summing the areas of every individual face: SA = 2(area of base) + (perimeter of base × height). Learners practised identifying nets of rectangular and triangular prisms and mapping each face of the net to its corresponding formula component. Key vocabulary formalised: face, edge, vertex, net, lateral face, base.</w:t>
+              <w:t xml:space="preserve">Learners learned that: (1) surface area is the total area of all faces of a three-dimensional solid, calculated by summing the areas of every face in the net; (2) the surface area formula for a rectangular prism is SA = 2(lw + lh + wh); (3) the surface area formula for a triangular prism is SA = 2(½bh_t) + (perimeter of triangular face × length of prism); (4) the rectangular metal box from the Eldoret posho mill (l=120 cm, w=80 cm, h=100 cm) has a surface area of 59,200 cm², representing the total iron sheet used by the fundi.</w:t>
             </w:r>
           </w:p>
         </w:tc>
@@ -628,7 +628,7 @@
                 <w:sz w:val="18"/>
                 <w:szCs w:val="18"/>
               </w:rPr>
-              <w:t xml:space="preserve">The same total area of metal sheet (i.e., the same surface area) can be folded or cut into prisms of very different shapes, and the enclosed volume depends on the shape — not just the amount of material. A Kenyan jua kali artisan making grain storage boxes from galvanised iron sheets therefore cannot assume that using the same sheet size guarantees the same storage capacity. Teachers should explicitly connect this back to the anchoring phenomenon: 'We used the same metal sheet — why did the maize level differ?' Learners should record this question on the Driving Question Board as an open thread to be resolved progressively across the unit.</w:t>
+              <w:t xml:space="preserve">Learners explained — partially — why a net represents the flat material used to construct a 3D container, and began to articulate that surface area (the iron sheet used) does not determine volume (how much grain fits inside). This explanation is incomplete: learners have posted the unresolved question 'Why does the cylinder hold more if the same sheet was used?' on the DQB, which drives the remainder of the sub-strand investigation.</w:t>
             </w:r>
           </w:p>
         </w:tc>
@@ -713,7 +713,7 @@
                 <w:sz w:val="18"/>
                 <w:szCs w:val="18"/>
               </w:rPr>
-              <w:t xml:space="preserve">Learners observed photographs and scale drawings of pyramid-roofed structures common in Kenyan rural construction (granaries, bandas, and traditional homesteads in the Rift Valley and Western Kenya). They then unfolded a paper net of a square-based pyramid and physically measured the base square and each triangular face. By recording measurements and comparing peer results, learners noticed that all four triangular faces are congruent and that the height of each triangle is the slant height — NOT the perpendicular height of the pyramid. Teachers should prompt: 'What is different about the height we measure on the triangle versus the height of the full pyramid?' Allow 30 seconds wait time before taking responses.</w:t>
+              <w:t xml:space="preserve">Learners constructed card nets of square-based and triangular pyramids, folded them into 3-D models, and measured both the slant height and the vertical height on their models. They observed that the slant height (the distance along the outer face from apex to base-edge midpoint) is always longer than the vertical height (the straight inner height), and that a square-based pyramid has one square face and four identical triangular faces.</w:t>
             </w:r>
           </w:p>
         </w:tc>
@@ -745,7 +745,7 @@
                 <w:sz w:val="18"/>
                 <w:szCs w:val="18"/>
               </w:rPr>
-              <w:t xml:space="preserve">Learners derived the surface area formula for a square-based pyramid: SA = b² + 2bl, where b is the base side length and l is the slant height. They learned to distinguish clearly between perpendicular height (h) and slant height (l), using the Pythagorean theorem to convert between them when necessary: l = √(h² + (b/2)²). The formula was extended to rectangular-based pyramids by treating each pair of triangular faces separately.</w:t>
+              <w:t xml:space="preserve">Learners derived the surface area formula for a square-based pyramid: SA = b² + 2bl (where b = base side length and l = slant height). They learned that slant height must be used — not vertical height — because it is the dimension that lies on the outer face of the pyramid, representing the material the metalsmith actually cuts. They applied Pythagoras' theorem to calculate slant height from given vertical height and base dimensions, and solved real-life problems involving the cost of iron sheet for pyramid-shaped roofs in Eldoret and Kericho.</w:t>
             </w:r>
           </w:p>
         </w:tc>
@@ -777,7 +777,7 @@
                 <w:sz w:val="18"/>
                 <w:szCs w:val="18"/>
               </w:rPr>
-              <w:t xml:space="preserve">A Kenyan artisan designing a pyramid-shaped granary roof must use the slant height — not the vertical height — when calculating the amount of iron sheet or thatch required to cover the roof. Using the vertical height would significantly underestimate the material needed, leading to wastage of money or an incomplete roof. Teachers should pose: 'If a Kericho tea farmer wants to roof a 3 m × 3 m square granary with a pyramid roof of vertical height 2 m, how many square metres of iron sheet are needed?' Learners solve individually, then compare answers with a partner before a whole-class check.</w:t>
+              <w:t xml:space="preserve">Surface area measures the total area of the material covering the outside of a solid (like the iron sheet a metalsmith cuts to make a pyramid roof or a storage container). It does NOT measure how much space is inside the solid — that is volume. The posho mill owner's mystery cannot be solved by surface area alone: two containers can be made from the same area of iron sheet (same surface area) but hold very different amounts of maize (different volumes). To explain why the cylindrical drum holds more grain than the rectangular box, we must investigate volume — which is what the next lessons will explore.</w:t>
             </w:r>
           </w:p>
         </w:tc>
@@ -862,7 +862,7 @@
                 <w:sz w:val="18"/>
                 <w:szCs w:val="18"/>
               </w:rPr>
-              <w:t xml:space="preserve">Learners unrolled a paper cone (representing a conical grain funnel used at posho mills in Nairobi and Kisumu markets) into its flat net. They observed that the lateral surface unfolds into a sector of a circle — not a rectangle or triangle. Learners measured the radius of the sector (equal to the slant height l of the cone) and the arc length of the sector (equal to the base circumference 2πr of the cone). Teachers should ask learners to predict the formula for the area of the sector BEFORE revealing it, recording predictions on the board. Then guide the derivation collaboratively.</w:t>
+              <w:t xml:space="preserve">Learners physically unrolled a paper cone into a sector and measured its arc length and the base circumference, observing that the two lengths are equal. They also watched a video of a Turkana metalsmith marking out a conical roof sector on a flat iron sheet.</w:t>
             </w:r>
           </w:p>
         </w:tc>
@@ -894,7 +894,7 @@
                 <w:sz w:val="18"/>
                 <w:szCs w:val="18"/>
               </w:rPr>
-              <w:t xml:space="preserve">Learners derived that the lateral (curved) surface area of a cone equals πrl, where r is the base radius and l is the slant height. The total surface area of a closed cone is TSA = πrl + πr² = πr(l + r). For a frustum (a cone with its tip removed — the shape of many Kenyan metal buckets and storage silos), the curved surface area is π(R + r)l, where R and r are the radii of the two circular ends and l is the slant height of the frustum. The total surface area of a frustum adds the two circular ends: TSA = π(R + r)l + πR² + πr².</w:t>
+              <w:t xml:space="preserve">The net of a cone is a sector of a circle with radius equal to the cone's slant height l. Because the arc of the sector equals the base circumference (2πr), the curved surface area of a cone is CSA = πrl. The slant height is found using Pythagoras: l = √(r² + h²). A frustum's curved surface area is CSA = π(R + r)l, derived by subtracting two conical surfaces. These formulas allow a metalsmith to calculate exactly how much iron sheet to cut before shaping a cone or frustum.</w:t>
             </w:r>
           </w:p>
         </w:tc>
@@ -926,7 +926,7 @@
                 <w:sz w:val="18"/>
                 <w:szCs w:val="18"/>
               </w:rPr>
-              <w:t xml:space="preserve">Metal buckets and conical funnels used at grain markets (posho mills) across Kenya are frustum-shaped. A jua kali artisan in Gikomba market who fabricates these from flat metal sheet must calculate the exact curved surface area to cut the correct sector shape before rolling it. An error in using vertical height instead of slant height wastes expensive sheet metal. Teachers should highlight the real-world stakes and cold-call learners: 'Where else in Kenya do you see frustum shapes?' (Expected answers: water tanks, flower-pot shapes, silos, cooking pots.)</w:t>
+              <w:t xml:space="preserve">The posho mill artisan in Eldoret uses CSA = πrl to determine the sheet metal needed for a conical funnel top, and π(R + r)l for a frustum-shaped water-tank roof. This confirms that the same total area of metal sheet can be formed into very different shapes — and that the shape of a container, not just the sheet area used, determines how much grain it can hold. The driving question remains partially open: we have now compared surface areas of cones and frustums, but we have not yet compared their volumes to those of the cylinder and cuboid from Lessons 1–2. Volume calculations in Lessons 4–5 will complete the explanation of why the cylindrical drum holds more maize than the rectangular box.</w:t>
             </w:r>
           </w:p>
         </w:tc>
@@ -1011,7 +1011,7 @@
                 <w:sz w:val="18"/>
                 <w:szCs w:val="18"/>
               </w:rPr>
-              <w:t xml:space="preserve">Learners wrapped a spherical orange (or ball) completely with a strip of paper and then unwrapped it to measure the covered area. They then compared this to the area of four circles drawn using the same orange as a template (radius = radius of the orange). Learners observed that the covered paper area closely matched the area of four circles — visually confirming that SA = 4πr². For composite solids, learners assembled a model of a cylinder topped with a hemisphere (representing a common Kenyan water tank design) and identified which surfaces are external and which are hidden/internal at the join.</w:t>
+              <w:t xml:space="preserve">Learners wrapped a football with paper circles of matching radius and observed that exactly four circles were needed to cover the sphere's surface. They also observed labelled diagrams and worked through calculations for composite solids: a Nakuru grain silo (cylinder + cone) and a Mombasa water tank (cylinder + hemisphere), identifying which faces are exposed and which are hidden.</w:t>
             </w:r>
           </w:p>
         </w:tc>
@@ -1043,7 +1043,7 @@
                 <w:sz w:val="18"/>
                 <w:szCs w:val="18"/>
               </w:rPr>
-              <w:t xml:space="preserve">The surface area of a sphere is SA = 4πr². The surface area of a hemisphere (half-sphere) is 2πr² (curved surface) + πr² (flat circular base) = 3πr². For composite solids, learners learned to: (1) identify and sum only the EXPOSED faces of each component solid, (2) subtract any faces hidden at joints between solids, and (3) never simply add the full surface areas of each component. This systematic decomposition strategy is the key skill for composite solid surface area problems.</w:t>
+              <w:t xml:space="preserve">The surface area of a sphere is SA = 4πr² — equivalent to four flat circles of the same radius. To find the surface area of a composite solid, learners decompose it into known component shapes, identify all external (exposed) faces, exclude hidden internal faces, calculate each component area using the appropriate formula, and sum the results.</w:t>
             </w:r>
           </w:p>
         </w:tc>
@@ -1075,7 +1075,7 @@
                 <w:sz w:val="18"/>
                 <w:szCs w:val="18"/>
               </w:rPr>
-              <w:t xml:space="preserve">Many Kenyan water storage tanks are composite solids: a cylindrical body topped with a hemispherical cap. A fabricator cannot simply add the full surface area of the cylinder and the full surface area of the hemisphere — the circular face at the joint is internal and must be subtracted from both components. Teachers should emphasise this as a common error source and provide a worked example using a tank common in rural Rift Valley homesteads. Ask learners: 'Which faces disappear when we join the cylinder and hemisphere?' Cold-call three learners and annotate a diagram on the board.</w:t>
+              <w:t xml:space="preserve">Learners explained that a metalsmith in Eldoret fabricating a spherical or dome-topped container can use SA = 4πr² and the decomposition algorithm to calculate precisely how much iron sheet is required. They connected this to the driving question by noting that different container shapes — even when built from the same area of iron sheet — enclose different amounts of space, and that knowing surface area formulae for all solid types is a prerequisite for comparing container efficiency. The DQB was updated with new questions about the relationship between surface area and volume, setting up Lessons 5 and 6.</w:t>
             </w:r>
           </w:p>
         </w:tc>
@@ -1160,7 +1160,7 @@
                 <w:sz w:val="18"/>
                 <w:szCs w:val="18"/>
               </w:rPr>
-              <w:t xml:space="preserve">Learners revisited the anchoring phenomenon from Lesson 1: the same-surface-area prism containers were now filled with dry maize and the volumes compared by counting cupfuls. Learners recorded the base dimensions and heights of each prism and calculated the base area. They observed that the container with the largest base area × height held the most grain, even though all containers were made from identical amounts of metal sheet. This observation directly resolves the anchoring question for prisms and sets up the volume-optimisation theme.</w:t>
+              <w:t xml:space="preserve">Learners filled rectangular prism, triangular prism, and square-based pyramid models with sand and measured volumes using graduated containers, then posted group ratio values (pyramid volume ÷ prism volume) on a class data board, observing that all ratios clustered near 0.33.</w:t>
             </w:r>
           </w:p>
         </w:tc>
@@ -1192,7 +1192,7 @@
                 <w:sz w:val="18"/>
                 <w:szCs w:val="18"/>
               </w:rPr>
-              <w:t xml:space="preserve">Volume of any prism: V = B × h, where B is the area of the base and h is the perpendicular height. Volume of a pyramid: V = (1/3) × B × h. Learners derived the pyramid formula experimentally by filling a pyramid-shaped container with sand and pouring it into a prism of identical base and height — exactly three fillings were required. This 1:3 ratio between pyramid and prism volumes (same base and height) must be memorised and its derivation understood. Composite prism and pyramid volumes are found by summing component volumes.</w:t>
+              <w:t xml:space="preserve">Learners derived that the volume of any prism equals base area multiplied by height (V = B × h), and that the volume of a pyramid equals one third of the volume of a prism with the same base and height (V = ⅓ × B × h). They computed the volume of the posho mill owner's rectangular metal box as 1.44 m³ and predicted that the cylindrical drum holds more grain despite being made from the same area of iron sheet.</w:t>
             </w:r>
           </w:p>
         </w:tc>
@@ -1224,7 +1224,7 @@
                 <w:sz w:val="18"/>
                 <w:szCs w:val="18"/>
               </w:rPr>
-              <w:t xml:space="preserve">A Kenyan farmer storing maize in a rectangular granary (prism shape) holds three times more grain than a neighbour with a pyramid-shaped granary of the same base area and height — even if both structures use the same amount of timber or iron sheet. This directly answers the driving question for prisms and pyramids. Teachers should ask: 'Which granary shape gives more storage per unit of construction material — prism or pyramid?' and discuss the trade-offs (cost of materials vs. storage capacity). Connect to real farming decisions made in Uasin Gishu or Trans-Nzoia Counties.</w:t>
+              <w:t xml:space="preserve">Equal surface area does not guarantee equal volume — the shape of the solid determines how much space is enclosed. The rectangular box encloses 1.44 m³ of grain, but the cylindrical drum (with the same surface area of iron sheet) encloses a larger volume because the circular cross-section is more space-efficient than the rectangular cross-section for a given perimeter, a relationship that will be fully quantified in Lesson 6 when learners derive the volume formula for cylinders.</w:t>
             </w:r>
           </w:p>
         </w:tc>
@@ -1277,7 +1277,7 @@
                 <w:sz w:val="18"/>
                 <w:szCs w:val="18"/>
               </w:rPr>
-              <w:t xml:space="preserve">Volume of Cylinders, Cones, and Spheres</w:t>
+              <w:t xml:space="preserve">Volume of Cones, Frustums and Spheres — Solving the Posho Mill Mystery</w:t>
             </w:r>
           </w:p>
         </w:tc>
@@ -1309,7 +1309,7 @@
                 <w:sz w:val="18"/>
                 <w:szCs w:val="18"/>
               </w:rPr>
-              <w:t xml:space="preserve">Learners filled a cylindrical tin (e.g., a standard Kimbo or Afia tin) with water and poured it into a cone of identical base radius and height, observing that the cylinder filled the cone exactly three times — mirroring the prism-pyramid relationship from Lesson 5. They then observed a spherical water container (or ball) and estimated its volume by submerging it in a rectangular tank and measuring the water displaced (Archimedes' principle), comparing the displaced volume to the formula prediction.</w:t>
+              <w:t xml:space="preserve">Learners observed a physical water-pouring demonstration in which a cone and a cylinder of identical base radius and height were used: it took exactly three full cones of water to completely fill the cylinder, establishing the 1:3 volume ratio empirically. They also watched a visual simulation of Cavalieri's principle showing equal cross-sectional areas between a hemisphere and a cylinder at every height.</w:t>
             </w:r>
           </w:p>
         </w:tc>
@@ -1341,7 +1341,7 @@
                 <w:sz w:val="18"/>
                 <w:szCs w:val="18"/>
               </w:rPr>
-              <w:t xml:space="preserve">Volume of a cylinder: V = πr²h. Volume of a cone: V = (1/3)πr²h — exactly one-third of the cylinder with the same base and height. Volume of a sphere: V = (4/3)πr³. Volume of a hemisphere: V = (2/3)πr³. Learners should commit all four formulae to memory and understand the structural relationship between cylinder/cone and prism/pyramid (the 1:3 ratio is consistent). Practice problems should include mixed units (converting cm³ to litres: 1 litre = 1000 cm³) as this is essential for real-world grain and water storage contexts.</w:t>
+              <w:t xml:space="preserve">The volume of a cone is V = ⅓πr²h — one third of the volume of a cylinder with the same base and height. The volume of a sphere is V = ⁴⁄₃πr³, derived using Cavalieri's cross-sectional argument. The volume of a frustum is V = ⅓πh(R² + Rr + r²). Using these formulas, learners back-calculated the cylindrical drum's radius from its known surface area of 59,200 cm², found r ≈ 38.7 cm, and computed the drum's volume as approximately 1,483,000 cm³ — compared to the rectangular box's volume of 1,440,000 cm³.</w:t>
             </w:r>
           </w:p>
         </w:tc>
@@ -1373,7 +1373,7 @@
                 <w:sz w:val="18"/>
                 <w:szCs w:val="18"/>
               </w:rPr>
-              <w:t xml:space="preserve">Cylindrical metal containers (drums) are the most common grain and water storage vessels in Kenya because they maximise volume relative to material used and are easy to fabricate by rolling flat sheet metal. A standard 200-litre oil drum holds far more than a cone or pyramid made from the same metal sheet. Teachers should pose: 'A posho mill owner in Eldoret wants to store 500 litres of maize flour. How many cylindrical drums of radius 30 cm and height 90 cm does she need?' This applied problem ties the formula directly to realistic Kenyan commercial contexts. Learners should convert cm³ to litres in their final answer.</w:t>
+              <w:t xml:space="preserve">The posho mill mystery is now formally resolved: the cylindrical drum holds approximately 43,000 cm³ — about 43 litres — more maize grain than the rectangular metal box, even though both were made from exactly the same area of iron sheet. This is because a circular cross-section encloses a greater area for a given perimeter than a rectangular cross-section does. Equal surface area does not guarantee equal volume — the geometry of the shape determines how efficiently a given amount of material encloses space. This is a principle that Kenyan artisans, grain store designers, and engineers can use to choose the most efficient container shape for a given amount of construction material.</w:t>
             </w:r>
           </w:p>
         </w:tc>
@@ -1458,7 +1458,7 @@
                 <w:sz w:val="18"/>
                 <w:szCs w:val="18"/>
               </w:rPr>
-              <w:t xml:space="preserve">Learners examined diagrams and photographs of composite solid structures common in Kenya: a cylindrical water tank with a conical base (used in Nairobi estates), a silo with a cylindrical body and hemispherical top, and a grain store with a rectangular prism body and pyramid roof. For each, learners identified the component solids, marked the boundaries between components, and listed which faces are exposed (contributing to surface area) and which are hidden (excluded from surface area but not from volume).</w:t>
+              <w:t xml:space="preserve">Learners observed the step-by-step decomposition of two composite solids — a cylinder topped with a hemisphere (Mwangi wa Kamau Water Tank, Makueni County) and a cylinder topped with a cone (Nakuru grain silo) — and completed structured observation tables identifying which surfaces are exposed (included in surface area) and which are internal (excluded), as well as calculating total volumes by summing component volumes.</w:t>
             </w:r>
           </w:p>
         </w:tc>
@@ -1490,7 +1490,7 @@
                 <w:sz w:val="18"/>
                 <w:szCs w:val="18"/>
               </w:rPr>
-              <w:t xml:space="preserve">Learners learned that: (1) a composite solid is decomposed into named component solids; (2) total VOLUME of a composite solid is always the SUM of component volumes (no faces are 'hidden' from volume); (3) total SURFACE AREA requires careful subtraction of any faces concealed at internal joints — the rule is to add all component surface areas then subtract twice the area of each shared internal face; (4) real-life problems often require unit conversions (cm³ to litres, m² to cm²) and selecting appropriate levels of precision (π ≈ 3.142 or use calculator).</w:t>
+              <w:t xml:space="preserve">Learners learned that: (1) a composite solid is decomposed into component solids for calculation; (2) the total surface area of a composite solid is the sum of only the EXPOSED surfaces — internal surfaces where two components are fused are excluded; (3) the total volume of a composite solid is the sum of the volumes of all component solids; (4) the same total surface area (same amount of metal sheet) can yield very different total volumes depending on which composite shape is chosen — directly explaining the posho mill owner's puzzle at a more advanced level.</w:t>
             </w:r>
           </w:p>
         </w:tc>
@@ -1522,7 +1522,7 @@
                 <w:sz w:val="18"/>
                 <w:szCs w:val="18"/>
               </w:rPr>
-              <w:t xml:space="preserve">A Kenyan water-tank fabricator designing a tank with a cylindrical body (r = 0.5 m, h = 1.2 m) and a hemispherical top (r = 0.5 m) must calculate both the total volume (for rated capacity in litres) and the total external surface area (for the amount of metal sheet needed). Failing to subtract the shared circular face at the cylinder-hemisphere joint causes a costly overestimate of sheet metal. Teachers should work through one full composite-solid problem on the board — narrating every decomposition, addition, and subtraction step aloud — before releasing learners to solve a parallel problem in pairs. Cold-call pairs to present steps, not just final answers.</w:t>
+              <w:t xml:space="preserve">Learners explained their understanding by: (1) solving the five-part Rift Valley Grain Silo Challenge (Mwalimu Chebet's silo in Eldoret) in groups, including cost calculations and a comparative volume analysis; (2) updating the Driving Question Board with explicit connections between composite solid calculations and the original phenomenon; (3) designing their own composite storage container with a fixed surface area constraint (≈ 4.8 m²) and annotating their cumulative model diagram with the resulting volume, comparing it to the posho mill owner's cylindrical drum and rectangular box.</w:t>
             </w:r>
           </w:p>
         </w:tc>
@@ -1607,7 +1607,7 @@
                 <w:sz w:val="18"/>
                 <w:szCs w:val="18"/>
               </w:rPr>
-              <w:t xml:space="preserve">Learners presented their project designs — annotated drawings or physical models of a storage or construction solution for a Kenyan artisan (e.g., a grain silo, water tank, or roofed granary). Each presentation included: the chosen solid shape(s), all measured or assumed dimensions, surface area calculations (materials needed), and volume calculations (storage capacity). Peers observed each presentation and provided structured feedback using a provided rubric: accuracy of formulae used, correctness of unit conversions, clarity of real-world justification, and quality of the annotated diagram.</w:t>
+              <w:t xml:space="preserve">Learners observed each other's community container design projects displayed in a gallery walk around the classroom. They recorded surface area and volume values for cylindrical grain silos, rectangular water tanks, conical cooking-pot lids, and composite storage structures designed for Kenyan smallholder farming communities. They noted that different groups, working with similar amounts of material (surface area), produced containers with noticeably different holding capacities (volume), recreating the core puzzle of the Eldoret posho mill owner's cylindrical drum versus rectangular box at the scale of their own designed artefacts.</w:t>
             </w:r>
           </w:p>
         </w:tc>
@@ -1639,7 +1639,7 @@
                 <w:sz w:val="18"/>
                 <w:szCs w:val="18"/>
               </w:rPr>
-              <w:t xml:space="preserve">Learners synthesised the full unit's content into a final annotated model consolidating all formulae: prisms (SA = 2B + Ph; V = Bh), pyramids (SA = B + ½Pl; V = ⅓Bh), cylinders (TSA = 2πr² + 2πrh; V = πr²h), cones (TSA = πr(l + r); V = ⅓πr²h), spheres (SA = 4πr²; V = ⁴⁄₃πr³), frustums (curved SA = π(R+r)l), and composite solids (volume = sum of parts; surface area = sum of parts minus hidden faces). The unifying insight of the unit — that surface area governs material cost while volume governs storage capacity, and these two quantities do not scale together — was stated explicitly and recorded.</w:t>
+              <w:t xml:space="preserve">Learners synthesised the full unit's content into a final annotated model: total surface area and volume formulae for cylinders (TSA = 2πr² + 2πrh; V = πr²h), cuboids (TSA = 2(lb + bh + lh); V = lwh), cones, pyramids, frustums, spheres, and composite solids. They established that surface area measures the amount of material enclosing a solid while volume measures the space enclosed, and that these are independent properties determined by both size and shape. They articulated the isoperimetric principle — among solids with equal surface area, the cylinder encloses greater volume than a rectangular prism — as the mathematical resolution to the driving question. They connected these ideas to Kenyan careers including jua kali metalsmiths in Kamukunji, NCWSC water engineers, KEBS standards officers, and agricultural silo designers in the Rift Valley.</w:t>
             </w:r>
           </w:p>
         </w:tc>
@@ -1671,7 +1671,7 @@
                 <w:sz w:val="18"/>
                 <w:szCs w:val="18"/>
               </w:rPr>
-              <w:t xml:space="preserve">The driving question is fully resolved: the same amount of metal sheet (same surface area) makes containers of very different volumes because volume depends on the shape and dimensions in a non-linear way (involving squared and cubed terms), while surface area grows more slowly. A Kenyan artisan who understands this mathematics can choose the optimal shape: a cylinder maximises volume for a given surface area among common fabrication-friendly shapes, which is why cylindrical drums dominate grain and water storage across Kenya. Teachers should close by asking learners to reflect: 'Has your answer to the driving question changed since Lesson 1?' and have three volunteers share their intellectual journey. Record the final resolved answer on the Driving Question Board alongside the initial predictions from Lesson 1.</w:t>
+              <w:t xml:space="preserve">Using the class consensus statement constructed during the Explain phase and the completed Driving Question Board, learners produced a full written explanation resolving the anchoring phenomenon: the Eldoret posho mill owner's cylindrical drum holds more maize than the rectangular metal box because, for the same total surface area of iron sheet, the cylindrical shape encloses a greater volume. This is because the circle — the cross-section of the cylinder — is the most area-efficient closed curve for a given perimeter (isoperimetric principle), meaning the circular base of the cylinder packs more capacity per unit of bounding material than the rectangular base of the box. Mathematically, two containers with equal TSA but different shapes will have different volumes, and the cylinder consistently wins this comparison against a same-height rectangular prism. A Kenyan artisan who understands surface area and volume formulae can therefore calculate the optimal solid shape and dimensions to maximise storage capacity for a given budget of metal sheet — turning an intuitive craft skill into a precise, reproducible mathematical design process.</w:t>
             </w:r>
           </w:p>
         </w:tc>
@@ -1795,7 +1795,7 @@
         </w:rPr>
         <w:t xml:space="preserve">© 2026 SeaVuria and ARES. This work is licensed under a </w:t>
       </w:r>
-      <w:hyperlink w:history="1" r:id="rIdiabnkqpueh5icrm_ibyia">
+      <w:hyperlink w:history="1" r:id="rId2efm54ee4s5pjyffnugnp">
         <w:r>
           <w:rPr>
             <w:rFonts w:ascii="Arial" w:cs="Arial" w:eastAsia="Arial" w:hAnsi="Arial"/>
@@ -1815,7 +1815,7 @@
         </w:rPr>
         <w:t xml:space="preserve"> (</w:t>
       </w:r>
-      <w:hyperlink w:history="1" r:id="rIdko_mfkzdllgmdmh17ghb8">
+      <w:hyperlink w:history="1" r:id="rId6mzxeebjgshxx_rextljl">
         <w:r>
           <w:rPr>
             <w:rFonts w:ascii="Arial" w:cs="Arial" w:eastAsia="Arial" w:hAnsi="Arial"/>
@@ -1835,7 +1835,7 @@
         </w:rPr>
         <w:t xml:space="preserve">). To view a copy of this license, visit </w:t>
       </w:r>
-      <w:hyperlink w:history="1" r:id="rIdlgadjwb6dmflo1hqsutpp">
+      <w:hyperlink w:history="1" r:id="rId0tt2w8owto79k_kzzlzuf">
         <w:r>
           <w:rPr>
             <w:rFonts w:ascii="Arial" w:cs="Arial" w:eastAsia="Arial" w:hAnsi="Arial"/>

--- a/data/outputs/v2/Core_Mathematics/SS2.7_Surface_Area_and_Volume_of_Solids/Core_Mathematics_Surface_Area_and_Volume_of_Solids_SummaryTable.docx
+++ b/data/outputs/v2/Core_Mathematics/SS2.7_Surface_Area_and_Volume_of_Solids/Core_Mathematics_Surface_Area_and_Volume_of_Solids_SummaryTable.docx
@@ -1192,7 +1192,7 @@
                 <w:sz w:val="18"/>
                 <w:szCs w:val="18"/>
               </w:rPr>
-              <w:t xml:space="preserve">Learners derived that the volume of any prism equals base area multiplied by height (V = B × h), and that the volume of a pyramid equals one third of the volume of a prism with the same base and height (V = ⅓ × B × h). They computed the volume of the posho mill owner's rectangular metal box as 1.44 m³ and predicted that the cylindrical drum holds more grain despite being made from the same area of iron sheet.</w:t>
+              <w:t xml:space="preserve">Learners derived that the volume of any prism equals base area multiplied by height (V = B × h), and that the volume of a pyramid equals one third of the volume of a prism with the same base and height (V = ⅓ × B × h). They computed the volume of the posho mill owner's rectangular metal box as 0.96 m³ and predicted that the cylindrical drum holds more grain despite being made from the same area of iron sheet.</w:t>
             </w:r>
           </w:p>
         </w:tc>
@@ -1224,7 +1224,7 @@
                 <w:sz w:val="18"/>
                 <w:szCs w:val="18"/>
               </w:rPr>
-              <w:t xml:space="preserve">Equal surface area does not guarantee equal volume — the shape of the solid determines how much space is enclosed. The rectangular box encloses 1.44 m³ of grain, but the cylindrical drum (with the same surface area of iron sheet) encloses a larger volume because the circular cross-section is more space-efficient than the rectangular cross-section for a given perimeter, a relationship that will be fully quantified in Lesson 6 when learners derive the volume formula for cylinders.</w:t>
+              <w:t xml:space="preserve">Equal surface area does not guarantee equal volume — the shape of the solid determines how much space is enclosed. The rectangular box encloses 0.96 m³ of grain, but the cylindrical drum (with the same surface area of iron sheet) encloses a larger volume because the circular cross-section is more space-efficient than the rectangular cross-section for a given perimeter, a relationship that will be fully quantified in Lesson 6 when learners derive the volume formula for cylinders.</w:t>
             </w:r>
           </w:p>
         </w:tc>
@@ -1341,7 +1341,7 @@
                 <w:sz w:val="18"/>
                 <w:szCs w:val="18"/>
               </w:rPr>
-              <w:t xml:space="preserve">The volume of a cone is V = ⅓πr²h — one third of the volume of a cylinder with the same base and height. The volume of a sphere is V = ⁴⁄₃πr³, derived using Cavalieri's cross-sectional argument. The volume of a frustum is V = ⅓πh(R² + Rr + r²). Using these formulas, learners back-calculated the cylindrical drum's radius from its known surface area of 59,200 cm², found r ≈ 38.7 cm, and computed the drum's volume as approximately 1,483,000 cm³ — compared to the rectangular box's volume of 1,440,000 cm³.</w:t>
+              <w:t xml:space="preserve">The volume of a cone is V = ⅓πr²h — one third of the volume of a cylinder with the same base and height. The volume of a sphere is V = ⁴⁄₃πr³, derived using Cavalieri's cross-sectional argument. The volume of a frustum is V = ⅓πh(R² + Rr + r²). Using these formulas, learners back-calculated the cylindrical drum's radius from its known surface area of 59,200 cm², found r ≈ 59.2 cm, and computed the drum's volume as approximately 1,100,000 cm³ — compared to the rectangular box's volume of 960,000 cm³.</w:t>
             </w:r>
           </w:p>
         </w:tc>
@@ -1373,7 +1373,7 @@
                 <w:sz w:val="18"/>
                 <w:szCs w:val="18"/>
               </w:rPr>
-              <w:t xml:space="preserve">The posho mill mystery is now formally resolved: the cylindrical drum holds approximately 43,000 cm³ — about 43 litres — more maize grain than the rectangular metal box, even though both were made from exactly the same area of iron sheet. This is because a circular cross-section encloses a greater area for a given perimeter than a rectangular cross-section does. Equal surface area does not guarantee equal volume — the geometry of the shape determines how efficiently a given amount of material encloses space. This is a principle that Kenyan artisans, grain store designers, and engineers can use to choose the most efficient container shape for a given amount of construction material.</w:t>
+              <w:t xml:space="preserve">The posho mill mystery is now formally resolved: the cylindrical drum holds approximately 140,000 cm³ — about 140 litres — more maize grain than the rectangular metal box, even though both were made from exactly the same area of iron sheet. This is because a circular cross-section encloses a greater area for a given perimeter than a rectangular cross-section does. Equal surface area does not guarantee equal volume — the geometry of the shape determines how efficiently a given amount of material encloses space. This is a principle that Kenyan artisans, grain store designers, and engineers can use to choose the most efficient container shape for a given amount of construction material.</w:t>
             </w:r>
           </w:p>
         </w:tc>
@@ -1522,7 +1522,7 @@
                 <w:sz w:val="18"/>
                 <w:szCs w:val="18"/>
               </w:rPr>
-              <w:t xml:space="preserve">Learners explained their understanding by: (1) solving the five-part Rift Valley Grain Silo Challenge (Mwalimu Chebet's silo in Eldoret) in groups, including cost calculations and a comparative volume analysis; (2) updating the Driving Question Board with explicit connections between composite solid calculations and the original phenomenon; (3) designing their own composite storage container with a fixed surface area constraint (≈ 4.8 m²) and annotating their cumulative model diagram with the resulting volume, comparing it to the posho mill owner's cylindrical drum and rectangular box.</w:t>
+              <w:t xml:space="preserve">Learners explained their understanding by: (1) solving the five-part Rift Valley Grain Silo Challenge (Mwalimu Chebet's silo in Eldoret) in groups, including cost calculations and a comparative volume analysis; (2) updating the Driving Question Board with explicit connections between composite solid calculations and the original phenomenon; (3) designing their own composite storage container with a fixed surface area constraint (≈ 5.92 m²) and annotating their cumulative model diagram with the resulting volume, comparing it to the posho mill owner's cylindrical drum and rectangular box.</w:t>
             </w:r>
           </w:p>
         </w:tc>
@@ -1795,7 +1795,7 @@
         </w:rPr>
         <w:t xml:space="preserve">© 2026 SeaVuria and ARES. This work is licensed under a </w:t>
       </w:r>
-      <w:hyperlink w:history="1" r:id="rId2efm54ee4s5pjyffnugnp">
+      <w:hyperlink w:history="1" r:id="rIdqp5bcm_cg2046ozdsdtx9">
         <w:r>
           <w:rPr>
             <w:rFonts w:ascii="Arial" w:cs="Arial" w:eastAsia="Arial" w:hAnsi="Arial"/>
@@ -1815,7 +1815,7 @@
         </w:rPr>
         <w:t xml:space="preserve"> (</w:t>
       </w:r>
-      <w:hyperlink w:history="1" r:id="rId6mzxeebjgshxx_rextljl">
+      <w:hyperlink w:history="1" r:id="rIdlhg_osphysftbw7dklmki">
         <w:r>
           <w:rPr>
             <w:rFonts w:ascii="Arial" w:cs="Arial" w:eastAsia="Arial" w:hAnsi="Arial"/>
@@ -1835,7 +1835,7 @@
         </w:rPr>
         <w:t xml:space="preserve">). To view a copy of this license, visit </w:t>
       </w:r>
-      <w:hyperlink w:history="1" r:id="rId0tt2w8owto79k_kzzlzuf">
+      <w:hyperlink w:history="1" r:id="rIdkprjsm-lwerefy9vdon2o">
         <w:r>
           <w:rPr>
             <w:rFonts w:ascii="Arial" w:cs="Arial" w:eastAsia="Arial" w:hAnsi="Arial"/>

--- a/data/outputs/v2/Core_Mathematics/SS2.7_Surface_Area_and_Volume_of_Solids/Core_Mathematics_Surface_Area_and_Volume_of_Solids_SummaryTable.docx
+++ b/data/outputs/v2/Core_Mathematics/SS2.7_Surface_Area_and_Volume_of_Solids/Core_Mathematics_Surface_Area_and_Volume_of_Solids_SummaryTable.docx
@@ -1795,7 +1795,7 @@
         </w:rPr>
         <w:t xml:space="preserve">© 2026 SeaVuria and ARES. This work is licensed under a </w:t>
       </w:r>
-      <w:hyperlink w:history="1" r:id="rIdqp5bcm_cg2046ozdsdtx9">
+      <w:hyperlink w:history="1" r:id="rIdyb7hj21w27vje5ohry65n">
         <w:r>
           <w:rPr>
             <w:rFonts w:ascii="Arial" w:cs="Arial" w:eastAsia="Arial" w:hAnsi="Arial"/>
@@ -1815,7 +1815,7 @@
         </w:rPr>
         <w:t xml:space="preserve"> (</w:t>
       </w:r>
-      <w:hyperlink w:history="1" r:id="rIdlhg_osphysftbw7dklmki">
+      <w:hyperlink w:history="1" r:id="rIdrk3eitmzuhqns_nxmlbtc">
         <w:r>
           <w:rPr>
             <w:rFonts w:ascii="Arial" w:cs="Arial" w:eastAsia="Arial" w:hAnsi="Arial"/>
@@ -1835,7 +1835,7 @@
         </w:rPr>
         <w:t xml:space="preserve">). To view a copy of this license, visit </w:t>
       </w:r>
-      <w:hyperlink w:history="1" r:id="rIdkprjsm-lwerefy9vdon2o">
+      <w:hyperlink w:history="1" r:id="rIdb2ig1hsao0q9xpbwl6vkf">
         <w:r>
           <w:rPr>
             <w:rFonts w:ascii="Arial" w:cs="Arial" w:eastAsia="Arial" w:hAnsi="Arial"/>

--- a/data/outputs/v2/Core_Mathematics/SS2.7_Surface_Area_and_Volume_of_Solids/Core_Mathematics_Surface_Area_and_Volume_of_Solids_SummaryTable.docx
+++ b/data/outputs/v2/Core_Mathematics/SS2.7_Surface_Area_and_Volume_of_Solids/Core_Mathematics_Surface_Area_and_Volume_of_Solids_SummaryTable.docx
@@ -1795,7 +1795,7 @@
         </w:rPr>
         <w:t xml:space="preserve">© 2026 SeaVuria and ARES. This work is licensed under a </w:t>
       </w:r>
-      <w:hyperlink w:history="1" r:id="rIdyb7hj21w27vje5ohry65n">
+      <w:hyperlink w:history="1" r:id="rId3-epreedulvtotqxdkcrh">
         <w:r>
           <w:rPr>
             <w:rFonts w:ascii="Arial" w:cs="Arial" w:eastAsia="Arial" w:hAnsi="Arial"/>
@@ -1815,7 +1815,7 @@
         </w:rPr>
         <w:t xml:space="preserve"> (</w:t>
       </w:r>
-      <w:hyperlink w:history="1" r:id="rIdrk3eitmzuhqns_nxmlbtc">
+      <w:hyperlink w:history="1" r:id="rIdic7skhfeltzlevyef71qc">
         <w:r>
           <w:rPr>
             <w:rFonts w:ascii="Arial" w:cs="Arial" w:eastAsia="Arial" w:hAnsi="Arial"/>
@@ -1835,7 +1835,7 @@
         </w:rPr>
         <w:t xml:space="preserve">). To view a copy of this license, visit </w:t>
       </w:r>
-      <w:hyperlink w:history="1" r:id="rIdb2ig1hsao0q9xpbwl6vkf">
+      <w:hyperlink w:history="1" r:id="rIdowmtl_cbxb-0vikovk9kd">
         <w:r>
           <w:rPr>
             <w:rFonts w:ascii="Arial" w:cs="Arial" w:eastAsia="Arial" w:hAnsi="Arial"/>

--- a/data/outputs/v2/Core_Mathematics/SS2.7_Surface_Area_and_Volume_of_Solids/Core_Mathematics_Surface_Area_and_Volume_of_Solids_SummaryTable.docx
+++ b/data/outputs/v2/Core_Mathematics/SS2.7_Surface_Area_and_Volume_of_Solids/Core_Mathematics_Surface_Area_and_Volume_of_Solids_SummaryTable.docx
@@ -532,7 +532,7 @@
                 <w:sz w:val="18"/>
                 <w:szCs w:val="18"/>
               </w:rPr>
-              <w:t xml:space="preserve">Anchoring Phenomenon &amp; Surface Area of Prisms: Same Metal Sheet, Different Grain Capacity?</w:t>
+              <w:t xml:space="preserve">Anchoring Phenomenon &amp; Surface Area of Prisms: Same Metal, Different Grain</w:t>
             </w:r>
           </w:p>
         </w:tc>
@@ -564,7 +564,7 @@
                 <w:sz w:val="18"/>
                 <w:szCs w:val="18"/>
               </w:rPr>
-              <w:t xml:space="preserve">Learners observed photographs and physical models of two metal storage containers from a posho mill in Eldoret — a cylindrical drum and a rectangular metal box — both made from the same total area of iron sheet. They also observed the constructed cardboard nets of rectangular and triangular prisms and measured the area of every individual face.</w:t>
+              <w:t xml:space="preserve">We observed two closed containers at Mzee Kiplagat's posho mill in Eldoret, a cylindrical drum and a square-based box, both made from 30,800 cm2 of iron sheet and both about 1 m tall, yet the drum holds more maize. We also measured the faces of a 5 cm x 4 cm x 3 cm rectangular prism (TSA 94 cm2) and a 3-4-5 cm triangular prism of length 10 cm (TSA 132 cm2).</w:t>
             </w:r>
           </w:p>
         </w:tc>
@@ -596,7 +596,7 @@
                 <w:sz w:val="18"/>
                 <w:szCs w:val="18"/>
               </w:rPr>
-              <w:t xml:space="preserve">Learners learned that: (1) surface area is the total area of all faces of a three-dimensional solid, calculated by summing the areas of every face in the net; (2) the surface area formula for a rectangular prism is SA = 2(lw + lh + wh); (3) the surface area formula for a triangular prism is SA = 2(½bh_t) + (perimeter of triangular face × length of prism); (4) the rectangular metal box from the Eldoret posho mill (l=120 cm, w=80 cm, h=100 cm) has a surface area of 59,200 cm², representing the total iron sheet used by the fundi.</w:t>
+              <w:t xml:space="preserve">The total surface area of a prism is the sum of the areas of all the faces in its net: TSA = 2 x base area + perimeter of base x length. The box (50 cm x 50 cm x 129 cm) has TSA = 5,000 + 25,800 = 30,800 cm2. Surface area measures the material covering a solid, and volume measures the space inside, so they are different quantities.</w:t>
             </w:r>
           </w:p>
         </w:tc>
@@ -628,7 +628,7 @@
                 <w:sz w:val="18"/>
                 <w:szCs w:val="18"/>
               </w:rPr>
-              <w:t xml:space="preserve">Learners explained — partially — why a net represents the flat material used to construct a 3D container, and began to articulate that surface area (the iron sheet used) does not determine volume (how much grain fits inside). This explanation is incomplete: learners have posted the unresolved question 'Why does the cylinder hold more if the same sheet was used?' on the DQB, which drives the remainder of the sub-strand investigation.</w:t>
+              <w:t xml:space="preserve">Wanjiru used 30,800 cm2 of sheet for the box, which agrees with our calculation, so the same amount of material is used for both containers. But knowing the surface area does not tell us how much maize a container holds, because capacity depends on volume. We still need to find the drum's surface area and both volumes to explain why the drum holds more; this is now on our DQB.</w:t>
             </w:r>
           </w:p>
         </w:tc>
@@ -681,7 +681,7 @@
                 <w:sz w:val="18"/>
                 <w:szCs w:val="18"/>
               </w:rPr>
-              <w:t xml:space="preserve">Surface Area of Pyramids: Designing Pyramid Roofs for Kenyan Structures</w:t>
+              <w:t xml:space="preserve">Surface Area of Pyramids: Slant Height, Vertical Height and Roof Cover</w:t>
             </w:r>
           </w:p>
         </w:tc>
@@ -713,7 +713,7 @@
                 <w:sz w:val="18"/>
                 <w:szCs w:val="18"/>
               </w:rPr>
-              <w:t xml:space="preserve">Learners constructed card nets of square-based and triangular pyramids, folded them into 3-D models, and measured both the slant height and the vertical height on their models. They observed that the slant height (the distance along the outer face from apex to base-edge midpoint) is always longer than the vertical height (the straight inner height), and that a square-based pyramid has one square face and four identical triangular faces.</w:t>
+              <w:t xml:space="preserve">We built a square-based pyramid (base 6 m, vertical height 4 m, scale model) and a regular triangular pyramid (tetrahedron, edges 6 cm). We measured the vertical height and the slant height and saw that the slant height (5 m) is longer than the vertical height (4 m). We saw that the triangular faces need the slant height.</w:t>
             </w:r>
           </w:p>
         </w:tc>
@@ -745,7 +745,7 @@
                 <w:sz w:val="18"/>
                 <w:szCs w:val="18"/>
               </w:rPr>
-              <w:t xml:space="preserve">Learners derived the surface area formula for a square-based pyramid: SA = b² + 2bl (where b = base side length and l = slant height). They learned that slant height must be used — not vertical height — because it is the dimension that lies on the outer face of the pyramid, representing the material the metalsmith actually cuts. They applied Pythagoras' theorem to calculate slant height from given vertical height and base dimensions, and solved real-life problems involving the cost of iron sheet for pyramid-shaped roofs in Eldoret and Kericho.</w:t>
+              <w:t xml:space="preserve">Slant height (l) is measured along a triangular face; vertical height (h) goes straight down from the apex to the base. We can find l using Pythagoras (3² + 4² = 5²). Pyramid TSA = base area + sum of the areas of the triangular faces. The roof area = 4 x 1/2 x 6 x 5 = 60 m2, and the tetrahedron has TSA of about 62.35 cm2.</w:t>
             </w:r>
           </w:p>
         </w:tc>
@@ -777,7 +777,7 @@
                 <w:sz w:val="18"/>
                 <w:szCs w:val="18"/>
               </w:rPr>
-              <w:t xml:space="preserve">Surface area measures the total area of the material covering the outside of a solid (like the iron sheet a metalsmith cuts to make a pyramid roof or a storage container). It does NOT measure how much space is inside the solid — that is volume. The posho mill owner's mystery cannot be solved by surface area alone: two containers can be made from the same area of iron sheet (same surface area) but hold very different amounts of maize (different volumes). To explain why the cylindrical drum holds more grain than the rectangular box, we must investigate volume — which is what the next lessons will explore.</w:t>
+              <w:t xml:space="preserve">Wanjiru can use the net and sum-of-faces method to find how much iron sheet any flat-faced solid needs, and she must use the slant height for the triangular faces. Surface area only measures the covering material, not the space inside, so it cannot yet explain why the drum and box with the same 30,800 cm2 hold different amounts of maize. We need to study volume to answer that.</w:t>
             </w:r>
           </w:p>
         </w:tc>
@@ -830,7 +830,7 @@
                 <w:sz w:val="18"/>
                 <w:szCs w:val="18"/>
               </w:rPr>
-              <w:t xml:space="preserve">Surface Area of Cones and Frustums: Unrolling the Cone to Find the Metal Sheet</w:t>
+              <w:t xml:space="preserve">Surface Area of Cones and Frustums: From Sector Nets to Turkana Water Tanks</w:t>
             </w:r>
           </w:p>
         </w:tc>
@@ -862,7 +862,7 @@
                 <w:sz w:val="18"/>
                 <w:szCs w:val="18"/>
               </w:rPr>
-              <w:t xml:space="preserve">Learners physically unrolled a paper cone into a sector and measured its arc length and the base circumference, observing that the two lengths are equal. They also watched a video of a Turkana metalsmith marking out a conical roof sector on a flat iron sheet.</w:t>
+              <w:t xml:space="preserve">We observed that the curved surface of a paper cone, when cut along its slant edge and flattened, forms a sector of a circle. The straight edge of the sector equals the slant height l, and the arc length equals the circumference of the cone's base (2πr). We also observed that a frustum is a big cone with a smaller cone removed from the top, using the ice-cream cone (r = 3.5 cm, l = 12 cm), the conical tank top (r = 1.4 m, l = 2 m) and the Turkana frustum tank.</w:t>
             </w:r>
           </w:p>
         </w:tc>
@@ -894,7 +894,7 @@
                 <w:sz w:val="18"/>
                 <w:szCs w:val="18"/>
               </w:rPr>
-              <w:t xml:space="preserve">The net of a cone is a sector of a circle with radius equal to the cone's slant height l. Because the arc of the sector equals the base circumference (2πr), the curved surface area of a cone is CSA = πrl. The slant height is found using Pythagoras: l = √(r² + h²). A frustum's curved surface area is CSA = π(R + r)l, derived by subtracting two conical surfaces. These formulas allow a metalsmith to calculate exactly how much iron sheet to cut before shaping a cone or frustum.</w:t>
+              <w:t xml:space="preserve">We learned that the curved surface area of a cone = πrl, and the total surface area = πr(r + l). The frustum's curved surface area = π(R + r)l, which equals the big cone minus the removed cone. We learned that the ice-cream cone has a curved SA of 132 cm2, the conical tank top needs 8.8 m2 of sheet, and the Turkana frustum needs 17.325 m2 (checked by 23.1 − 5.775). We also learned to state whether an area is curved or total and to use slant height l, not vertical height h, in these formulae.</w:t>
             </w:r>
           </w:p>
         </w:tc>
@@ -926,7 +926,7 @@
                 <w:sz w:val="18"/>
                 <w:szCs w:val="18"/>
               </w:rPr>
-              <w:t xml:space="preserve">The posho mill artisan in Eldoret uses CSA = πrl to determine the sheet metal needed for a conical funnel top, and π(R + r)l for a frustum-shaped water-tank roof. This confirms that the same total area of metal sheet can be formed into very different shapes — and that the shape of a container, not just the sheet area used, determines how much grain it can hold. The driving question remains partially open: we have now compared surface areas of cones and frustums, but we have not yet compared their volumes to those of the cylinder and cuboid from Lessons 1–2. Volume calculations in Lessons 4–5 will complete the explanation of why the cylindrical drum holds more maize than the rectangular box.</w:t>
+              <w:t xml:space="preserve">We can explain that an artisan like Wanjiru finds the sheet needed for cones and frustums by unrolling them into sector nets and using πrl or π(R + r)l, so surface area tells us how much material covers a solid. This only measures the material, not the space inside, so we still need volume to explain why Mzee Kiplagat's drum and box, made from the same 30,800 cm2 of sheet, hold different amounts of maize.</w:t>
             </w:r>
           </w:p>
         </w:tc>
@@ -979,7 +979,7 @@
                 <w:sz w:val="18"/>
                 <w:szCs w:val="18"/>
               </w:rPr>
-              <w:t xml:space="preserve">Surface Area of Spheres and Composite Solids</w:t>
+              <w:t xml:space="preserve">Surface Area of Spheres and Composite Solids: Wrapping the Football, Decomposing the Container</w:t>
             </w:r>
           </w:p>
         </w:tc>
@@ -1011,7 +1011,7 @@
                 <w:sz w:val="18"/>
                 <w:szCs w:val="18"/>
               </w:rPr>
-              <w:t xml:space="preserve">Learners wrapped a football with paper circles of matching radius and observed that exactly four circles were needed to cover the sphere's surface. They also observed labelled diagrams and worked through calculations for composite solids: a Nakuru grain silo (cylinder + cone) and a Mombasa water tank (cylinder + hemisphere), identifying which faces are exposed and which are hidden.</w:t>
+              <w:t xml:space="preserve">We wrapped a football (r = 10.5 cm) in strips and found the skin covered about 4 circles of radius 10.5 cm. We saw that the Nairobi container is a cylinder with a hemisphere on top, with a hidden joined circle. We added up the parts of the drum and got 30,800 cm2, the same as the box.</w:t>
             </w:r>
           </w:p>
         </w:tc>
@@ -1043,7 +1043,7 @@
                 <w:sz w:val="18"/>
                 <w:szCs w:val="18"/>
               </w:rPr>
-              <w:t xml:space="preserve">The surface area of a sphere is SA = 4πr² — equivalent to four flat circles of the same radius. To find the surface area of a composite solid, learners decompose it into known component shapes, identify all external (exposed) faces, exclude hidden internal faces, calculate each component area using the appropriate formula, and sum the results.</w:t>
+              <w:t xml:space="preserve">Sphere SA = 4πr² (football 1,386 cm2). Hemisphere curved SA = 2πr². For composite solids we decompose into familiar parts, add only the outside faces, and leave out the hidden joined faces (Nairobi container 902 cm2). Surface area is the amount of material covering a solid, not the space inside.</w:t>
             </w:r>
           </w:p>
         </w:tc>
@@ -1075,7 +1075,7 @@
                 <w:sz w:val="18"/>
                 <w:szCs w:val="18"/>
               </w:rPr>
-              <w:t xml:space="preserve">Learners explained that a metalsmith in Eldoret fabricating a spherical or dome-topped container can use SA = 4πr² and the decomposition algorithm to calculate precisely how much iron sheet is required. They connected this to the driving question by noting that different container shapes — even when built from the same area of iron sheet — enclose different amounts of space, and that knowing surface area formulae for all solid types is a prerequisite for comparing container efficiency. The DQB was updated with new questions about the relationship between surface area and volume, setting up Lessons 5 and 6.</w:t>
+              <w:t xml:space="preserve">The drum and the box both use 30,800 cm2 of sheet, so surface area alone cannot tell Mzee Kiplagat which holds more maize. Surface area measures the material covering a solid, so we still need to find the space inside (volume) in Lessons 5 and 6 to explain why the drum holds more.</w:t>
             </w:r>
           </w:p>
         </w:tc>
@@ -1128,7 +1128,7 @@
                 <w:sz w:val="18"/>
                 <w:szCs w:val="18"/>
               </w:rPr>
-              <w:t xml:space="preserve">Volume of Prisms and Pyramids: How Much Grain Can the Box Really Hold?</w:t>
+              <w:t xml:space="preserve">Volume of Prisms and Pyramids: How Much Maize Can the Box Hold?</w:t>
             </w:r>
           </w:p>
         </w:tc>
@@ -1160,7 +1160,7 @@
                 <w:sz w:val="18"/>
                 <w:szCs w:val="18"/>
               </w:rPr>
-              <w:t xml:space="preserve">Learners filled rectangular prism, triangular prism, and square-based pyramid models with sand and measured volumes using graduated containers, then posted group ratio values (pyramid volume ÷ prism volume) on a class data board, observing that all ratios clustered near 0.33.</w:t>
+              <w:t xml:space="preserve">We filled the 5 x 4 x 3 cm and 3-4-5 triangular prism models with sand and both held 60 cm3. A pyramid with the same base and height as a prism had to be filled 3 times to fill the prism. The box from Eldoret measures 50 cm x 50 cm x 129 cm.</w:t>
             </w:r>
           </w:p>
         </w:tc>
@@ -1192,7 +1192,7 @@
                 <w:sz w:val="18"/>
                 <w:szCs w:val="18"/>
               </w:rPr>
-              <w:t xml:space="preserve">Learners derived that the volume of any prism equals base area multiplied by height (V = B × h), and that the volume of a pyramid equals one third of the volume of a prism with the same base and height (V = ⅓ × B × h). They computed the volume of the posho mill owner's rectangular metal box as 0.96 m³ and predicted that the cylindrical drum holds more grain despite being made from the same area of iron sheet.</w:t>
+              <w:t xml:space="preserve">Volume of a prism = base area x height; volume of a pyramid = 1/3 x base area x height, using the vertical height. Volume is measured in cm3 or m3, and 1 litre = 1,000 cm3. The box holds 322,500 cm3 = 322.5 litres, and the pyramid roof encloses 48 m3.</w:t>
             </w:r>
           </w:p>
         </w:tc>
@@ -1224,7 +1224,7 @@
                 <w:sz w:val="18"/>
                 <w:szCs w:val="18"/>
               </w:rPr>
-              <w:t xml:space="preserve">Equal surface area does not guarantee equal volume — the shape of the solid determines how much space is enclosed. The rectangular box encloses 0.96 m³ of grain, but the cylindrical drum (with the same surface area of iron sheet) encloses a larger volume because the circular cross-section is more space-efficient than the rectangular cross-section for a given perimeter, a relationship that will be fully quantified in Lesson 6 when learners derive the volume formula for cylinders.</w:t>
+              <w:t xml:space="preserve">The box and drum use the same 30,800 cm2 of sheet, but surface area only measures the material covering a solid, not the space inside. The box volume of 322,500 cm3 comes from base area x height, so equal surface area does not give equal volume. We still need the drum volume (Lesson 6) to see which container holds more maize.</w:t>
             </w:r>
           </w:p>
         </w:tc>
@@ -1277,7 +1277,7 @@
                 <w:sz w:val="18"/>
                 <w:szCs w:val="18"/>
               </w:rPr>
-              <w:t xml:space="preserve">Volume of Cones, Frustums and Spheres — Solving the Posho Mill Mystery</w:t>
+              <w:t xml:space="preserve">Volume of Cones, Frustums and Spheres: Resolving Why the Drum Holds More Maize</w:t>
             </w:r>
           </w:p>
         </w:tc>
@@ -1309,7 +1309,7 @@
                 <w:sz w:val="18"/>
                 <w:szCs w:val="18"/>
               </w:rPr>
-              <w:t xml:space="preserve">Learners observed a physical water-pouring demonstration in which a cone and a cylinder of identical base radius and height were used: it took exactly three full cones of water to completely fill the cylinder, establishing the 1:3 volume ratio empirically. They also watched a visual simulation of Cavalieri's principle showing equal cross-sectional areas between a hemisphere and a cylinder at every height.</w:t>
+              <w:t xml:space="preserve">We observed that 3 cone-fuls of water or sand fill a cylinder with the same radius (7 cm) and height (12 cm), so the cone holds 616 cm3 and the cylinder 1,848 cm3. We also saw the football (r = 10.5 cm) hold 4,851 cm3 and the Turkana frustum tank hold 11.319 m3. The drum holds 404,250 cm3 and the box 322,500 cm3, although both used 30,800 cm2 of sheet.</w:t>
             </w:r>
           </w:p>
         </w:tc>
@@ -1341,7 +1341,7 @@
                 <w:sz w:val="18"/>
                 <w:szCs w:val="18"/>
               </w:rPr>
-              <w:t xml:space="preserve">The volume of a cone is V = ⅓πr²h — one third of the volume of a cylinder with the same base and height. The volume of a sphere is V = ⁴⁄₃πr³, derived using Cavalieri's cross-sectional argument. The volume of a frustum is V = ⅓πh(R² + Rr + r²). Using these formulas, learners back-calculated the cylindrical drum's radius from its known surface area of 59,200 cm², found r ≈ 59.2 cm, and computed the drum's volume as approximately 1,100,000 cm³ — compared to the rectangular box's volume of 960,000 cm³.</w:t>
+              <w:t xml:space="preserve">We learned that V(cone) = ⅓πr²h, V(sphere) = 4/3πr³, and V(frustum) = big cone minus small cone. We learned that surface area measures the material covering a solid, while volume measures the space inside, so they are different quantities.</w:t>
             </w:r>
           </w:p>
         </w:tc>
@@ -1373,7 +1373,7 @@
                 <w:sz w:val="18"/>
                 <w:szCs w:val="18"/>
               </w:rPr>
-              <w:t xml:space="preserve">The posho mill mystery is now formally resolved: the cylindrical drum holds approximately 140,000 cm³ — about 140 litres — more maize grain than the rectangular metal box, even though both were made from exactly the same area of iron sheet. This is because a circular cross-section encloses a greater area for a given perimeter than a rectangular cross-section does. Equal surface area does not guarantee equal volume — the geometry of the shape determines how efficiently a given amount of material encloses space. This is a principle that Kenyan artisans, grain store designers, and engineers can use to choose the most efficient container shape for a given amount of construction material.</w:t>
+              <w:t xml:space="preserve">We explained that the drum holds 81.75 litres more maize than the box because, with the same surface area of 30,800 cm2, the drum's shape (circular cross-section) encloses more space than the box's square cross-section. Shape, not only the amount of material, determines capacity, so Wanjiru can use mathematics to choose shapes that give more capacity for the same sheet.</w:t>
             </w:r>
           </w:p>
         </w:tc>
@@ -1426,7 +1426,7 @@
                 <w:sz w:val="18"/>
                 <w:szCs w:val="18"/>
               </w:rPr>
-              <w:t xml:space="preserve">Volume and Surface Area of Composite Solids &amp; Real-Life Applications</w:t>
+              <w:t xml:space="preserve">Composite Solids: Volume, Surface Area &amp; Real-Life Applications</w:t>
             </w:r>
           </w:p>
         </w:tc>
@@ -1458,7 +1458,7 @@
                 <w:sz w:val="18"/>
                 <w:szCs w:val="18"/>
               </w:rPr>
-              <w:t xml:space="preserve">Learners observed the step-by-step decomposition of two composite solids — a cylinder topped with a hemisphere (Mwangi wa Kamau Water Tank, Makueni County) and a cylinder topped with a cone (Nakuru grain silo) — and completed structured observation tables identifying which surfaces are exposed (included in surface area) and which are internal (excluded), as well as calculating total volumes by summing component volumes.</w:t>
+              <w:t xml:space="preserve">We observed that the hemispherical-top water tank (cylinder r = 2.1 m, h = 4 m) has a total surface area of 94.38 m2 and a volume of 74.844 m3 (74,844 litres). We also observed that the Rift Valley silo (cylinder r = 2.1 m, h = 6 m with a cone roof) has a total surface area of 116.16 m2 and a volume of 96.096 m3.</w:t>
             </w:r>
           </w:p>
         </w:tc>
@@ -1490,7 +1490,7 @@
                 <w:sz w:val="18"/>
                 <w:szCs w:val="18"/>
               </w:rPr>
-              <w:t xml:space="preserve">Learners learned that: (1) a composite solid is decomposed into component solids for calculation; (2) the total surface area of a composite solid is the sum of only the EXPOSED surfaces — internal surfaces where two components are fused are excluded; (3) the total volume of a composite solid is the sum of the volumes of all component solids; (4) the same total surface area (same amount of metal sheet) can yield very different total volumes depending on which composite shape is chosen — directly explaining the posho mill owner's puzzle at a more advanced level.</w:t>
+              <w:t xml:space="preserve">We learned that a composite solid is split into known solids; for surface area we add only the outside faces (the joining circles are hidden), and for volume we add the volumes of the parts. Surface area (m2) tells us the material or paint needed, and volume (m3 or litres) tells us the capacity, so we choose the one that the question needs. 1 m3 = 1,000 litres.</w:t>
             </w:r>
           </w:p>
         </w:tc>
@@ -1522,7 +1522,7 @@
                 <w:sz w:val="18"/>
                 <w:szCs w:val="18"/>
               </w:rPr>
-              <w:t xml:space="preserve">Learners explained their understanding by: (1) solving the five-part Rift Valley Grain Silo Challenge (Mwalimu Chebet's silo in Eldoret) in groups, including cost calculations and a comparative volume analysis; (2) updating the Driving Question Board with explicit connections between composite solid calculations and the original phenomenon; (3) designing their own composite storage container with a fixed surface area constraint (≈ 5.92 m²) and annotating their cumulative model diagram with the resulting volume, comparing it to the posho mill owner's cylindrical drum and rectangular box.</w:t>
+              <w:t xml:space="preserve">We explain that the drum and the box in Mzee Kiplagat's posho mill have the same surface area (30,800 cm2) but different volumes (404,250 cm3 and 322,500 cm3) because shape, not just the amount of sheet, decides capacity. A Kenyan artisan therefore calculates both surface area and volume, as for the tank and silo, to choose a shape and dimensions that give the capacity needed for the least sheet and cost.</w:t>
             </w:r>
           </w:p>
         </w:tc>
@@ -1575,7 +1575,7 @@
                 <w:sz w:val="18"/>
                 <w:szCs w:val="18"/>
               </w:rPr>
-              <w:t xml:space="preserve">Project Presentations, Final Model Building &amp; Unit Consolidation</w:t>
+              <w:t xml:space="preserve">Project Presentations, Model Building &amp; Unit Consolidation: Why the Drum Holds More Than the Box</w:t>
             </w:r>
           </w:p>
         </w:tc>
@@ -1607,7 +1607,7 @@
                 <w:sz w:val="18"/>
                 <w:szCs w:val="18"/>
               </w:rPr>
-              <w:t xml:space="preserve">Learners observed each other's community container design projects displayed in a gallery walk around the classroom. They recorded surface area and volume values for cylindrical grain silos, rectangular water tanks, conical cooking-pot lids, and composite storage structures designed for Kenyan smallholder farming communities. They noted that different groups, working with similar amounts of material (surface area), produced containers with noticeably different holding capacities (volume), recreating the core puzzle of the Eldoret posho mill owner's cylindrical drum versus rectangular box at the scale of their own designed artefacts.</w:t>
+              <w:t xml:space="preserve">What we observed: Two closed containers made from the same 30,800 cm2 of iron sheet, a drum (r 35 cm, h 105 cm) and a box (50 cm x 50 cm x 129 cm), held different amounts of maize, and the groups' own container designs showed the same pattern: the shape changed the capacity.</w:t>
             </w:r>
           </w:p>
         </w:tc>
@@ -1639,7 +1639,7 @@
                 <w:sz w:val="18"/>
                 <w:szCs w:val="18"/>
               </w:rPr>
-              <w:t xml:space="preserve">Learners synthesised the full unit's content into a final annotated model: total surface area and volume formulae for cylinders (TSA = 2πr² + 2πrh; V = πr²h), cuboids (TSA = 2(lb + bh + lh); V = lwh), cones, pyramids, frustums, spheres, and composite solids. They established that surface area measures the amount of material enclosing a solid while volume measures the space enclosed, and that these are independent properties determined by both size and shape. They articulated the isoperimetric principle — among solids with equal surface area, the cylinder encloses greater volume than a rectangular prism — as the mathematical resolution to the driving question. They connected these ideas to Kenyan careers including jua kali metalsmiths in Kamukunji, NCWSC water engineers, KEBS standards officers, and agricultural silo designers in the Rift Valley.</w:t>
+              <w:t xml:space="preserve">What we learned: Surface area measures the material covering a solid and volume measures the space inside; the drum holds 404,250 cm3 (404.25 litres) and the box 322,500 cm3 (322.5 litres), so the drum holds 81.75 litres more; we can find both for prisms, pyramids, cones, frustums, spheres and composite solids.</w:t>
             </w:r>
           </w:p>
         </w:tc>
@@ -1671,7 +1671,7 @@
                 <w:sz w:val="18"/>
                 <w:szCs w:val="18"/>
               </w:rPr>
-              <w:t xml:space="preserve">Using the class consensus statement constructed during the Explain phase and the completed Driving Question Board, learners produced a full written explanation resolving the anchoring phenomenon: the Eldoret posho mill owner's cylindrical drum holds more maize than the rectangular metal box because, for the same total surface area of iron sheet, the cylindrical shape encloses a greater volume. This is because the circle — the cross-section of the cylinder — is the most area-efficient closed curve for a given perimeter (isoperimetric principle), meaning the circular base of the cylinder packs more capacity per unit of bounding material than the rectangular base of the box. Mathematically, two containers with equal TSA but different shapes will have different volumes, and the cylinder consistently wins this comparison against a same-height rectangular prism. A Kenyan artisan who understands surface area and volume formulae can therefore calculate the optimal solid shape and dimensions to maximise storage capacity for a given budget of metal sheet — turning an intuitive craft skill into a precise, reproducible mathematical design process.</w:t>
+              <w:t xml:space="preserve">What we can explain: For a fixed surface area, shape decides capacity because a circle encloses more area for its perimeter than a square, and a sphere is best of all, so artisans like Wanjiru use mathematics to choose shapes and dimensions that give the largest capacity for the least sheet metal, balanced against stacking and cost.</w:t>
             </w:r>
           </w:p>
         </w:tc>
@@ -1795,7 +1795,7 @@
         </w:rPr>
         <w:t xml:space="preserve">© 2026 SeaVuria and ARES. This work is licensed under a </w:t>
       </w:r>
-      <w:hyperlink w:history="1" r:id="rId3-epreedulvtotqxdkcrh">
+      <w:hyperlink w:history="1" r:id="rIdvn64kto_tocrib7gkkhzy">
         <w:r>
           <w:rPr>
             <w:rFonts w:ascii="Arial" w:cs="Arial" w:eastAsia="Arial" w:hAnsi="Arial"/>
@@ -1815,7 +1815,7 @@
         </w:rPr>
         <w:t xml:space="preserve"> (</w:t>
       </w:r>
-      <w:hyperlink w:history="1" r:id="rIdic7skhfeltzlevyef71qc">
+      <w:hyperlink w:history="1" r:id="rIdakc58irlwc9pznacjhht-">
         <w:r>
           <w:rPr>
             <w:rFonts w:ascii="Arial" w:cs="Arial" w:eastAsia="Arial" w:hAnsi="Arial"/>
@@ -1835,7 +1835,7 @@
         </w:rPr>
         <w:t xml:space="preserve">). To view a copy of this license, visit </w:t>
       </w:r>
-      <w:hyperlink w:history="1" r:id="rIdowmtl_cbxb-0vikovk9kd">
+      <w:hyperlink w:history="1" r:id="rIdc9_gdzgdcij_ljv21lkug">
         <w:r>
           <w:rPr>
             <w:rFonts w:ascii="Arial" w:cs="Arial" w:eastAsia="Arial" w:hAnsi="Arial"/>

--- a/data/outputs/v2/Core_Mathematics/SS2.7_Surface_Area_and_Volume_of_Solids/Core_Mathematics_Surface_Area_and_Volume_of_Solids_SummaryTable.docx
+++ b/data/outputs/v2/Core_Mathematics/SS2.7_Surface_Area_and_Volume_of_Solids/Core_Mathematics_Surface_Area_and_Volume_of_Solids_SummaryTable.docx
@@ -4,6 +4,7 @@
   <w:body>
     <w:p>
       <w:pPr>
+        <w:keepNext w:val="false"/>
         <w:spacing w:after="30" w:before="0"/>
         <w:jc w:val="center"/>
       </w:pPr>
@@ -23,6 +24,7 @@
     </w:p>
     <w:p>
       <w:pPr>
+        <w:keepNext w:val="false"/>
         <w:spacing w:after="60" w:before="0"/>
         <w:jc w:val="center"/>
       </w:pPr>
@@ -81,6 +83,7 @@
           </w:tcPr>
           <w:p>
             <w:pPr>
+              <w:keepNext w:val="false"/>
               <w:spacing w:after="40" w:before="0"/>
               <w:jc w:val="center"/>
             </w:pPr>
@@ -115,6 +118,7 @@
           </w:tcPr>
           <w:p>
             <w:pPr>
+              <w:keepNext w:val="false"/>
               <w:spacing w:after="40" w:before="0"/>
               <w:jc w:val="left"/>
             </w:pPr>
@@ -147,6 +151,7 @@
           </w:tcPr>
           <w:p>
             <w:pPr>
+              <w:keepNext w:val="false"/>
               <w:spacing w:after="40" w:before="0"/>
               <w:jc w:val="left"/>
             </w:pPr>
@@ -181,6 +186,7 @@
           </w:tcPr>
           <w:p>
             <w:pPr>
+              <w:keepNext w:val="false"/>
               <w:spacing w:after="40" w:before="0"/>
               <w:jc w:val="left"/>
             </w:pPr>
@@ -213,6 +219,7 @@
           </w:tcPr>
           <w:p>
             <w:pPr>
+              <w:keepNext w:val="false"/>
               <w:spacing w:after="40" w:before="0"/>
               <w:jc w:val="left"/>
             </w:pPr>
@@ -273,6 +280,7 @@
           </w:tcPr>
           <w:p>
             <w:pPr>
+              <w:keepNext w:val="false"/>
               <w:spacing w:after="40" w:before="0"/>
               <w:jc w:val="center"/>
             </w:pPr>
@@ -307,6 +315,7 @@
           </w:tcPr>
           <w:p>
             <w:pPr>
+              <w:keepNext w:val="false"/>
               <w:spacing w:after="40" w:before="0"/>
               <w:jc w:val="left"/>
             </w:pPr>
@@ -369,6 +378,7 @@
           </w:tcPr>
           <w:p>
             <w:pPr>
+              <w:keepNext w:val="false"/>
               <w:spacing w:after="40" w:before="0"/>
               <w:jc w:val="left"/>
             </w:pPr>
@@ -401,6 +411,7 @@
           </w:tcPr>
           <w:p>
             <w:pPr>
+              <w:keepNext w:val="false"/>
               <w:spacing w:after="40" w:before="0"/>
               <w:jc w:val="left"/>
             </w:pPr>
@@ -433,6 +444,7 @@
           </w:tcPr>
           <w:p>
             <w:pPr>
+              <w:keepNext w:val="false"/>
               <w:spacing w:after="40" w:before="0"/>
               <w:jc w:val="left"/>
             </w:pPr>
@@ -465,6 +477,7 @@
           </w:tcPr>
           <w:p>
             <w:pPr>
+              <w:keepNext w:val="false"/>
               <w:spacing w:after="40" w:before="0"/>
               <w:jc w:val="left"/>
             </w:pPr>
@@ -499,6 +512,7 @@
           </w:tcPr>
           <w:p>
             <w:pPr>
+              <w:keepNext w:val="false"/>
               <w:spacing w:after="40" w:before="0"/>
               <w:jc w:val="left"/>
             </w:pPr>
@@ -518,6 +532,7 @@
           </w:p>
           <w:p>
             <w:pPr>
+              <w:keepNext w:val="false"/>
               <w:spacing w:after="40" w:before="0"/>
               <w:jc w:val="left"/>
             </w:pPr>
@@ -550,6 +565,7 @@
           </w:tcPr>
           <w:p>
             <w:pPr>
+              <w:keepNext w:val="false"/>
               <w:spacing w:after="40" w:before="0"/>
               <w:jc w:val="left"/>
             </w:pPr>
@@ -582,6 +598,7 @@
           </w:tcPr>
           <w:p>
             <w:pPr>
+              <w:keepNext w:val="false"/>
               <w:spacing w:after="40" w:before="0"/>
               <w:jc w:val="left"/>
             </w:pPr>
@@ -614,6 +631,7 @@
           </w:tcPr>
           <w:p>
             <w:pPr>
+              <w:keepNext w:val="false"/>
               <w:spacing w:after="40" w:before="0"/>
               <w:jc w:val="left"/>
             </w:pPr>
@@ -648,6 +666,7 @@
           </w:tcPr>
           <w:p>
             <w:pPr>
+              <w:keepNext w:val="false"/>
               <w:spacing w:after="40" w:before="0"/>
               <w:jc w:val="left"/>
             </w:pPr>
@@ -667,6 +686,7 @@
           </w:p>
           <w:p>
             <w:pPr>
+              <w:keepNext w:val="false"/>
               <w:spacing w:after="40" w:before="0"/>
               <w:jc w:val="left"/>
             </w:pPr>
@@ -699,6 +719,7 @@
           </w:tcPr>
           <w:p>
             <w:pPr>
+              <w:keepNext w:val="false"/>
               <w:spacing w:after="40" w:before="0"/>
               <w:jc w:val="left"/>
             </w:pPr>
@@ -731,6 +752,7 @@
           </w:tcPr>
           <w:p>
             <w:pPr>
+              <w:keepNext w:val="false"/>
               <w:spacing w:after="40" w:before="0"/>
               <w:jc w:val="left"/>
             </w:pPr>
@@ -763,6 +785,7 @@
           </w:tcPr>
           <w:p>
             <w:pPr>
+              <w:keepNext w:val="false"/>
               <w:spacing w:after="40" w:before="0"/>
               <w:jc w:val="left"/>
             </w:pPr>
@@ -797,6 +820,7 @@
           </w:tcPr>
           <w:p>
             <w:pPr>
+              <w:keepNext w:val="false"/>
               <w:spacing w:after="40" w:before="0"/>
               <w:jc w:val="left"/>
             </w:pPr>
@@ -816,6 +840,7 @@
           </w:p>
           <w:p>
             <w:pPr>
+              <w:keepNext w:val="false"/>
               <w:spacing w:after="40" w:before="0"/>
               <w:jc w:val="left"/>
             </w:pPr>
@@ -848,6 +873,7 @@
           </w:tcPr>
           <w:p>
             <w:pPr>
+              <w:keepNext w:val="false"/>
               <w:spacing w:after="40" w:before="0"/>
               <w:jc w:val="left"/>
             </w:pPr>
@@ -880,6 +906,7 @@
           </w:tcPr>
           <w:p>
             <w:pPr>
+              <w:keepNext w:val="false"/>
               <w:spacing w:after="40" w:before="0"/>
               <w:jc w:val="left"/>
             </w:pPr>
@@ -912,6 +939,7 @@
           </w:tcPr>
           <w:p>
             <w:pPr>
+              <w:keepNext w:val="false"/>
               <w:spacing w:after="40" w:before="0"/>
               <w:jc w:val="left"/>
             </w:pPr>
@@ -946,6 +974,7 @@
           </w:tcPr>
           <w:p>
             <w:pPr>
+              <w:keepNext w:val="false"/>
               <w:spacing w:after="40" w:before="0"/>
               <w:jc w:val="left"/>
             </w:pPr>
@@ -965,6 +994,7 @@
           </w:p>
           <w:p>
             <w:pPr>
+              <w:keepNext w:val="false"/>
               <w:spacing w:after="40" w:before="0"/>
               <w:jc w:val="left"/>
             </w:pPr>
@@ -997,6 +1027,7 @@
           </w:tcPr>
           <w:p>
             <w:pPr>
+              <w:keepNext w:val="false"/>
               <w:spacing w:after="40" w:before="0"/>
               <w:jc w:val="left"/>
             </w:pPr>
@@ -1029,6 +1060,7 @@
           </w:tcPr>
           <w:p>
             <w:pPr>
+              <w:keepNext w:val="false"/>
               <w:spacing w:after="40" w:before="0"/>
               <w:jc w:val="left"/>
             </w:pPr>
@@ -1061,6 +1093,7 @@
           </w:tcPr>
           <w:p>
             <w:pPr>
+              <w:keepNext w:val="false"/>
               <w:spacing w:after="40" w:before="0"/>
               <w:jc w:val="left"/>
             </w:pPr>
@@ -1095,6 +1128,7 @@
           </w:tcPr>
           <w:p>
             <w:pPr>
+              <w:keepNext w:val="false"/>
               <w:spacing w:after="40" w:before="0"/>
               <w:jc w:val="left"/>
             </w:pPr>
@@ -1114,6 +1148,7 @@
           </w:p>
           <w:p>
             <w:pPr>
+              <w:keepNext w:val="false"/>
               <w:spacing w:after="40" w:before="0"/>
               <w:jc w:val="left"/>
             </w:pPr>
@@ -1146,6 +1181,7 @@
           </w:tcPr>
           <w:p>
             <w:pPr>
+              <w:keepNext w:val="false"/>
               <w:spacing w:after="40" w:before="0"/>
               <w:jc w:val="left"/>
             </w:pPr>
@@ -1178,6 +1214,7 @@
           </w:tcPr>
           <w:p>
             <w:pPr>
+              <w:keepNext w:val="false"/>
               <w:spacing w:after="40" w:before="0"/>
               <w:jc w:val="left"/>
             </w:pPr>
@@ -1210,6 +1247,7 @@
           </w:tcPr>
           <w:p>
             <w:pPr>
+              <w:keepNext w:val="false"/>
               <w:spacing w:after="40" w:before="0"/>
               <w:jc w:val="left"/>
             </w:pPr>
@@ -1244,6 +1282,7 @@
           </w:tcPr>
           <w:p>
             <w:pPr>
+              <w:keepNext w:val="false"/>
               <w:spacing w:after="40" w:before="0"/>
               <w:jc w:val="left"/>
             </w:pPr>
@@ -1263,6 +1302,7 @@
           </w:p>
           <w:p>
             <w:pPr>
+              <w:keepNext w:val="false"/>
               <w:spacing w:after="40" w:before="0"/>
               <w:jc w:val="left"/>
             </w:pPr>
@@ -1295,6 +1335,7 @@
           </w:tcPr>
           <w:p>
             <w:pPr>
+              <w:keepNext w:val="false"/>
               <w:spacing w:after="40" w:before="0"/>
               <w:jc w:val="left"/>
             </w:pPr>
@@ -1327,6 +1368,7 @@
           </w:tcPr>
           <w:p>
             <w:pPr>
+              <w:keepNext w:val="false"/>
               <w:spacing w:after="40" w:before="0"/>
               <w:jc w:val="left"/>
             </w:pPr>
@@ -1359,6 +1401,7 @@
           </w:tcPr>
           <w:p>
             <w:pPr>
+              <w:keepNext w:val="false"/>
               <w:spacing w:after="40" w:before="0"/>
               <w:jc w:val="left"/>
             </w:pPr>
@@ -1393,6 +1436,7 @@
           </w:tcPr>
           <w:p>
             <w:pPr>
+              <w:keepNext w:val="false"/>
               <w:spacing w:after="40" w:before="0"/>
               <w:jc w:val="left"/>
             </w:pPr>
@@ -1412,6 +1456,7 @@
           </w:p>
           <w:p>
             <w:pPr>
+              <w:keepNext w:val="false"/>
               <w:spacing w:after="40" w:before="0"/>
               <w:jc w:val="left"/>
             </w:pPr>
@@ -1444,6 +1489,7 @@
           </w:tcPr>
           <w:p>
             <w:pPr>
+              <w:keepNext w:val="false"/>
               <w:spacing w:after="40" w:before="0"/>
               <w:jc w:val="left"/>
             </w:pPr>
@@ -1476,6 +1522,7 @@
           </w:tcPr>
           <w:p>
             <w:pPr>
+              <w:keepNext w:val="false"/>
               <w:spacing w:after="40" w:before="0"/>
               <w:jc w:val="left"/>
             </w:pPr>
@@ -1508,6 +1555,7 @@
           </w:tcPr>
           <w:p>
             <w:pPr>
+              <w:keepNext w:val="false"/>
               <w:spacing w:after="40" w:before="0"/>
               <w:jc w:val="left"/>
             </w:pPr>
@@ -1542,6 +1590,7 @@
           </w:tcPr>
           <w:p>
             <w:pPr>
+              <w:keepNext w:val="false"/>
               <w:spacing w:after="40" w:before="0"/>
               <w:jc w:val="left"/>
             </w:pPr>
@@ -1561,6 +1610,7 @@
           </w:p>
           <w:p>
             <w:pPr>
+              <w:keepNext w:val="false"/>
               <w:spacing w:after="40" w:before="0"/>
               <w:jc w:val="left"/>
             </w:pPr>
@@ -1593,6 +1643,7 @@
           </w:tcPr>
           <w:p>
             <w:pPr>
+              <w:keepNext w:val="false"/>
               <w:spacing w:after="40" w:before="0"/>
               <w:jc w:val="left"/>
             </w:pPr>
@@ -1625,6 +1676,7 @@
           </w:tcPr>
           <w:p>
             <w:pPr>
+              <w:keepNext w:val="false"/>
               <w:spacing w:after="40" w:before="0"/>
               <w:jc w:val="left"/>
             </w:pPr>
@@ -1657,6 +1709,7 @@
           </w:tcPr>
           <w:p>
             <w:pPr>
+              <w:keepNext w:val="false"/>
               <w:spacing w:after="40" w:before="0"/>
               <w:jc w:val="left"/>
             </w:pPr>
@@ -1795,7 +1848,7 @@
         </w:rPr>
         <w:t xml:space="preserve">© 2026 SeaVuria and ARES. This work is licensed under a </w:t>
       </w:r>
-      <w:hyperlink w:history="1" r:id="rIdvn64kto_tocrib7gkkhzy">
+      <w:hyperlink w:history="1" r:id="rIdmlky23tfgraruknberjvh">
         <w:r>
           <w:rPr>
             <w:rFonts w:ascii="Arial" w:cs="Arial" w:eastAsia="Arial" w:hAnsi="Arial"/>
@@ -1815,7 +1868,7 @@
         </w:rPr>
         <w:t xml:space="preserve"> (</w:t>
       </w:r>
-      <w:hyperlink w:history="1" r:id="rIdakc58irlwc9pznacjhht-">
+      <w:hyperlink w:history="1" r:id="rIdxfp7z3rtqppz8n2vlc2cw">
         <w:r>
           <w:rPr>
             <w:rFonts w:ascii="Arial" w:cs="Arial" w:eastAsia="Arial" w:hAnsi="Arial"/>
@@ -1835,7 +1888,7 @@
         </w:rPr>
         <w:t xml:space="preserve">). To view a copy of this license, visit </w:t>
       </w:r>
-      <w:hyperlink w:history="1" r:id="rIdc9_gdzgdcij_ljv21lkug">
+      <w:hyperlink w:history="1" r:id="rIdm-cuxnsrn43my0d9mgulp">
         <w:r>
           <w:rPr>
             <w:rFonts w:ascii="Arial" w:cs="Arial" w:eastAsia="Arial" w:hAnsi="Arial"/>

--- a/data/outputs/v2/Core_Mathematics/SS2.7_Surface_Area_and_Volume_of_Solids/Core_Mathematics_Surface_Area_and_Volume_of_Solids_SummaryTable.docx
+++ b/data/outputs/v2/Core_Mathematics/SS2.7_Surface_Area_and_Volume_of_Solids/Core_Mathematics_Surface_Area_and_Volume_of_Solids_SummaryTable.docx
@@ -1848,7 +1848,7 @@
         </w:rPr>
         <w:t xml:space="preserve">© 2026 SeaVuria and ARES. This work is licensed under a </w:t>
       </w:r>
-      <w:hyperlink w:history="1" r:id="rIdmlky23tfgraruknberjvh">
+      <w:hyperlink w:history="1" r:id="rIdx0h16gg-mgkm7vmv8rzak">
         <w:r>
           <w:rPr>
             <w:rFonts w:ascii="Arial" w:cs="Arial" w:eastAsia="Arial" w:hAnsi="Arial"/>
@@ -1868,7 +1868,7 @@
         </w:rPr>
         <w:t xml:space="preserve"> (</w:t>
       </w:r>
-      <w:hyperlink w:history="1" r:id="rIdxfp7z3rtqppz8n2vlc2cw">
+      <w:hyperlink w:history="1" r:id="rId2aogyu00f_qhtnjwepzrf">
         <w:r>
           <w:rPr>
             <w:rFonts w:ascii="Arial" w:cs="Arial" w:eastAsia="Arial" w:hAnsi="Arial"/>
@@ -1888,7 +1888,7 @@
         </w:rPr>
         <w:t xml:space="preserve">). To view a copy of this license, visit </w:t>
       </w:r>
-      <w:hyperlink w:history="1" r:id="rIdm-cuxnsrn43my0d9mgulp">
+      <w:hyperlink w:history="1" r:id="rIdsisbo5jpd9pfsntplu1yy">
         <w:r>
           <w:rPr>
             <w:rFonts w:ascii="Arial" w:cs="Arial" w:eastAsia="Arial" w:hAnsi="Arial"/>
